--- a/17 18 20/04_SQL/raw/SQL Notes for Students.docx
+++ b/17 18 20/04_SQL/raw/SQL Notes for Students.docx
@@ -8723,8 +8723,6 @@
         </w:rPr>
         <w:br/>
       </w:r>
-      <w:bookmarkStart w:id="0" w:name="_GoBack"/>
-      <w:bookmarkEnd w:id="0"/>
       <w:r>
         <w:rPr>
           <w:rStyle w:val="sqlkeywordcolor"/>
@@ -11514,2441 +11512,6 @@
       <w:pPr>
         <w:spacing w:after="0"/>
         <w:rPr>
-          <w:rFonts w:ascii="Candara" w:hAnsi="Candara" w:cs="Segoe UI"/>
-          <w:b/>
-          <w:color w:val="000000"/>
-          <w:sz w:val="24"/>
-          <w:szCs w:val="24"/>
-          <w:shd w:val="clear" w:color="auto" w:fill="FFFFFF"/>
-        </w:rPr>
-      </w:pPr>
-      <w:r>
-        <w:rPr>
-          <w:rFonts w:ascii="Candara" w:hAnsi="Candara" w:cs="Segoe UI"/>
-          <w:b/>
-          <w:color w:val="000000"/>
-          <w:sz w:val="24"/>
-          <w:szCs w:val="24"/>
-          <w:shd w:val="clear" w:color="auto" w:fill="FFFFFF"/>
-        </w:rPr>
-        <w:t>Functions in SQL</w:t>
-      </w:r>
-    </w:p>
-    <w:p>
-      <w:pPr>
-        <w:spacing w:after="0"/>
-        <w:ind w:firstLine="360"/>
-        <w:rPr>
-          <w:rFonts w:ascii="Candara" w:hAnsi="Candara" w:cs="Segoe UI"/>
-          <w:color w:val="000000"/>
-          <w:sz w:val="24"/>
-          <w:szCs w:val="24"/>
-          <w:shd w:val="clear" w:color="auto" w:fill="FFFFFF"/>
-        </w:rPr>
-      </w:pPr>
-      <w:r>
-        <w:rPr>
-          <w:rFonts w:ascii="Candara" w:hAnsi="Candara" w:cs="Segoe UI"/>
-          <w:color w:val="000000"/>
-          <w:sz w:val="24"/>
-          <w:szCs w:val="24"/>
-          <w:shd w:val="clear" w:color="auto" w:fill="FFFFFF"/>
-        </w:rPr>
-        <w:t>In SQL, functions are built-in routines that perform specific tasks and return a single value or result. SQL functions can be categorized into several types based on their functionality. Here are some common types of functions in SQL:</w:t>
-      </w:r>
-    </w:p>
-    <w:p>
-      <w:pPr>
-        <w:tabs>
-          <w:tab w:val="num" w:pos="720"/>
-        </w:tabs>
-        <w:spacing w:after="0"/>
-        <w:rPr>
-          <w:rFonts w:ascii="Candara" w:hAnsi="Candara" w:cs="Segoe UI"/>
-          <w:color w:val="000000"/>
-          <w:sz w:val="24"/>
-          <w:szCs w:val="24"/>
-          <w:shd w:val="clear" w:color="auto" w:fill="FFFFFF"/>
-        </w:rPr>
-      </w:pPr>
-      <w:r>
-        <w:rPr>
-          <w:rFonts w:ascii="Candara" w:hAnsi="Candara" w:cs="Segoe UI"/>
-          <w:b/>
-          <w:bCs/>
-          <w:color w:val="000000"/>
-          <w:sz w:val="24"/>
-          <w:szCs w:val="24"/>
-          <w:shd w:val="clear" w:color="auto" w:fill="FFFFFF"/>
-        </w:rPr>
-        <w:t>Scalar Functions:</w:t>
-      </w:r>
-    </w:p>
-    <w:p>
-      <w:pPr>
-        <w:spacing w:after="0"/>
-        <w:ind w:firstLine="360"/>
-        <w:rPr>
-          <w:rFonts w:ascii="Candara" w:hAnsi="Candara" w:cs="Segoe UI"/>
-          <w:color w:val="000000"/>
-          <w:sz w:val="24"/>
-          <w:szCs w:val="24"/>
-          <w:shd w:val="clear" w:color="auto" w:fill="FFFFFF"/>
-        </w:rPr>
-      </w:pPr>
-      <w:r>
-        <w:rPr>
-          <w:rFonts w:ascii="Candara" w:hAnsi="Candara" w:cs="Segoe UI"/>
-          <w:color w:val="000000"/>
-          <w:sz w:val="24"/>
-          <w:szCs w:val="24"/>
-          <w:shd w:val="clear" w:color="auto" w:fill="FFFFFF"/>
-        </w:rPr>
-        <w:t>Scalar functions operate on a single value and return a single value. Examples include:</w:t>
-      </w:r>
-    </w:p>
-    <w:p>
-      <w:pPr>
-        <w:numPr>
-          <w:ilvl w:val="1"/>
-          <w:numId w:val="4"/>
-        </w:numPr>
-        <w:spacing w:after="0"/>
-        <w:rPr>
-          <w:rFonts w:ascii="Candara" w:hAnsi="Candara" w:cs="Segoe UI"/>
-          <w:color w:val="000000"/>
-          <w:sz w:val="24"/>
-          <w:szCs w:val="24"/>
-          <w:shd w:val="clear" w:color="auto" w:fill="FFFFFF"/>
-        </w:rPr>
-      </w:pPr>
-      <w:r>
-        <w:rPr>
-          <w:rFonts w:ascii="Candara" w:hAnsi="Candara" w:cs="Segoe UI"/>
-          <w:b/>
-          <w:bCs/>
-          <w:color w:val="000000"/>
-          <w:sz w:val="24"/>
-          <w:szCs w:val="24"/>
-          <w:shd w:val="clear" w:color="auto" w:fill="FFFFFF"/>
-        </w:rPr>
-        <w:t>UPPER()</w:t>
-      </w:r>
-      <w:r>
-        <w:rPr>
-          <w:rFonts w:ascii="Candara" w:hAnsi="Candara" w:cs="Segoe UI"/>
-          <w:b/>
-          <w:bCs/>
-          <w:color w:val="000000"/>
-          <w:sz w:val="24"/>
-          <w:szCs w:val="24"/>
-          <w:shd w:val="clear" w:color="auto" w:fill="FFFFFF"/>
-        </w:rPr>
-        <w:tab/>
-      </w:r>
-      <w:r>
-        <w:rPr>
-          <w:rFonts w:ascii="Candara" w:hAnsi="Candara" w:cs="Segoe UI"/>
-          <w:color w:val="000000"/>
-          <w:sz w:val="24"/>
-          <w:szCs w:val="24"/>
-          <w:shd w:val="clear" w:color="auto" w:fill="FFFFFF"/>
-        </w:rPr>
-        <w:t>: Converts a string to uppercase.</w:t>
-      </w:r>
-    </w:p>
-    <w:p>
-      <w:pPr>
-        <w:numPr>
-          <w:ilvl w:val="1"/>
-          <w:numId w:val="4"/>
-        </w:numPr>
-        <w:spacing w:after="0"/>
-        <w:rPr>
-          <w:rFonts w:ascii="Candara" w:hAnsi="Candara" w:cs="Segoe UI"/>
-          <w:color w:val="000000"/>
-          <w:sz w:val="24"/>
-          <w:szCs w:val="24"/>
-          <w:shd w:val="clear" w:color="auto" w:fill="FFFFFF"/>
-        </w:rPr>
-      </w:pPr>
-      <w:r>
-        <w:rPr>
-          <w:rFonts w:ascii="Candara" w:hAnsi="Candara" w:cs="Segoe UI"/>
-          <w:b/>
-          <w:bCs/>
-          <w:color w:val="000000"/>
-          <w:sz w:val="24"/>
-          <w:szCs w:val="24"/>
-          <w:shd w:val="clear" w:color="auto" w:fill="FFFFFF"/>
-        </w:rPr>
-        <w:t>LOWER()</w:t>
-      </w:r>
-      <w:r>
-        <w:rPr>
-          <w:rFonts w:ascii="Candara" w:hAnsi="Candara" w:cs="Segoe UI"/>
-          <w:b/>
-          <w:bCs/>
-          <w:color w:val="000000"/>
-          <w:sz w:val="24"/>
-          <w:szCs w:val="24"/>
-          <w:shd w:val="clear" w:color="auto" w:fill="FFFFFF"/>
-        </w:rPr>
-        <w:tab/>
-      </w:r>
-      <w:r>
-        <w:rPr>
-          <w:rFonts w:ascii="Candara" w:hAnsi="Candara" w:cs="Segoe UI"/>
-          <w:color w:val="000000"/>
-          <w:sz w:val="24"/>
-          <w:szCs w:val="24"/>
-          <w:shd w:val="clear" w:color="auto" w:fill="FFFFFF"/>
-        </w:rPr>
-        <w:t>: Converts a string to lowercase.</w:t>
-      </w:r>
-    </w:p>
-    <w:p>
-      <w:pPr>
-        <w:numPr>
-          <w:ilvl w:val="1"/>
-          <w:numId w:val="4"/>
-        </w:numPr>
-        <w:spacing w:after="0"/>
-        <w:rPr>
-          <w:rFonts w:ascii="Candara" w:hAnsi="Candara" w:cs="Segoe UI"/>
-          <w:color w:val="000000"/>
-          <w:sz w:val="24"/>
-          <w:szCs w:val="24"/>
-          <w:shd w:val="clear" w:color="auto" w:fill="FFFFFF"/>
-        </w:rPr>
-      </w:pPr>
-      <w:r>
-        <w:rPr>
-          <w:rFonts w:ascii="Candara" w:hAnsi="Candara" w:cs="Segoe UI"/>
-          <w:b/>
-          <w:bCs/>
-          <w:color w:val="000000"/>
-          <w:sz w:val="24"/>
-          <w:szCs w:val="24"/>
-          <w:shd w:val="clear" w:color="auto" w:fill="FFFFFF"/>
-        </w:rPr>
-        <w:t>CONCAT()</w:t>
-      </w:r>
-      <w:r>
-        <w:rPr>
-          <w:rFonts w:ascii="Candara" w:hAnsi="Candara" w:cs="Segoe UI"/>
-          <w:b/>
-          <w:bCs/>
-          <w:color w:val="000000"/>
-          <w:sz w:val="24"/>
-          <w:szCs w:val="24"/>
-          <w:shd w:val="clear" w:color="auto" w:fill="FFFFFF"/>
-        </w:rPr>
-        <w:tab/>
-      </w:r>
-      <w:r>
-        <w:rPr>
-          <w:rFonts w:ascii="Candara" w:hAnsi="Candara" w:cs="Segoe UI"/>
-          <w:color w:val="000000"/>
-          <w:sz w:val="24"/>
-          <w:szCs w:val="24"/>
-          <w:shd w:val="clear" w:color="auto" w:fill="FFFFFF"/>
-        </w:rPr>
-        <w:t>: Concatenates two or more strings.</w:t>
-      </w:r>
-    </w:p>
-    <w:p>
-      <w:pPr>
-        <w:numPr>
-          <w:ilvl w:val="1"/>
-          <w:numId w:val="4"/>
-        </w:numPr>
-        <w:spacing w:after="0"/>
-        <w:rPr>
-          <w:rFonts w:ascii="Candara" w:hAnsi="Candara" w:cs="Segoe UI"/>
-          <w:color w:val="000000"/>
-          <w:sz w:val="24"/>
-          <w:szCs w:val="24"/>
-          <w:shd w:val="clear" w:color="auto" w:fill="FFFFFF"/>
-        </w:rPr>
-      </w:pPr>
-      <w:r>
-        <w:rPr>
-          <w:rFonts w:ascii="Candara" w:hAnsi="Candara" w:cs="Segoe UI"/>
-          <w:b/>
-          <w:bCs/>
-          <w:color w:val="000000"/>
-          <w:sz w:val="24"/>
-          <w:szCs w:val="24"/>
-          <w:shd w:val="clear" w:color="auto" w:fill="FFFFFF"/>
-        </w:rPr>
-        <w:t>LEN()</w:t>
-      </w:r>
-      <w:r>
-        <w:rPr>
-          <w:rFonts w:ascii="Candara" w:hAnsi="Candara" w:cs="Segoe UI"/>
-          <w:color w:val="000000"/>
-          <w:sz w:val="24"/>
-          <w:szCs w:val="24"/>
-          <w:shd w:val="clear" w:color="auto" w:fill="FFFFFF"/>
-        </w:rPr>
-        <w:t xml:space="preserve"> or </w:t>
-      </w:r>
-      <w:r>
-        <w:rPr>
-          <w:rFonts w:ascii="Candara" w:hAnsi="Candara" w:cs="Segoe UI"/>
-          <w:b/>
-          <w:bCs/>
-          <w:color w:val="000000"/>
-          <w:sz w:val="24"/>
-          <w:szCs w:val="24"/>
-          <w:shd w:val="clear" w:color="auto" w:fill="FFFFFF"/>
-        </w:rPr>
-        <w:t>LENGTH()</w:t>
-      </w:r>
-      <w:r>
-        <w:rPr>
-          <w:rFonts w:ascii="Candara" w:hAnsi="Candara" w:cs="Segoe UI"/>
-          <w:color w:val="000000"/>
-          <w:sz w:val="24"/>
-          <w:szCs w:val="24"/>
-          <w:shd w:val="clear" w:color="auto" w:fill="FFFFFF"/>
-        </w:rPr>
-        <w:t>: Returns the length of a string.</w:t>
-      </w:r>
-    </w:p>
-    <w:p>
-      <w:pPr>
-        <w:numPr>
-          <w:ilvl w:val="1"/>
-          <w:numId w:val="4"/>
-        </w:numPr>
-        <w:spacing w:after="0"/>
-        <w:rPr>
-          <w:rFonts w:ascii="Candara" w:hAnsi="Candara" w:cs="Segoe UI"/>
-          <w:color w:val="000000"/>
-          <w:sz w:val="24"/>
-          <w:szCs w:val="24"/>
-          <w:shd w:val="clear" w:color="auto" w:fill="FFFFFF"/>
-        </w:rPr>
-      </w:pPr>
-      <w:r>
-        <w:rPr>
-          <w:rFonts w:ascii="Candara" w:hAnsi="Candara" w:cs="Segoe UI"/>
-          <w:b/>
-          <w:bCs/>
-          <w:color w:val="000000"/>
-          <w:sz w:val="24"/>
-          <w:szCs w:val="24"/>
-          <w:shd w:val="clear" w:color="auto" w:fill="FFFFFF"/>
-        </w:rPr>
-        <w:t>TRIM()</w:t>
-      </w:r>
-      <w:r>
-        <w:rPr>
-          <w:rFonts w:ascii="Candara" w:hAnsi="Candara" w:cs="Segoe UI"/>
-          <w:b/>
-          <w:bCs/>
-          <w:color w:val="000000"/>
-          <w:sz w:val="24"/>
-          <w:szCs w:val="24"/>
-          <w:shd w:val="clear" w:color="auto" w:fill="FFFFFF"/>
-        </w:rPr>
-        <w:tab/>
-      </w:r>
-      <w:r>
-        <w:rPr>
-          <w:rFonts w:ascii="Candara" w:hAnsi="Candara" w:cs="Segoe UI"/>
-          <w:color w:val="000000"/>
-          <w:sz w:val="24"/>
-          <w:szCs w:val="24"/>
-          <w:shd w:val="clear" w:color="auto" w:fill="FFFFFF"/>
-        </w:rPr>
-        <w:t>: Removes leading and trailing spaces from a string.</w:t>
-      </w:r>
-    </w:p>
-    <w:p>
-      <w:pPr>
-        <w:numPr>
-          <w:ilvl w:val="1"/>
-          <w:numId w:val="4"/>
-        </w:numPr>
-        <w:spacing w:after="0"/>
-        <w:rPr>
-          <w:rFonts w:ascii="Candara" w:hAnsi="Candara" w:cs="Segoe UI"/>
-          <w:color w:val="000000"/>
-          <w:sz w:val="24"/>
-          <w:szCs w:val="24"/>
-          <w:shd w:val="clear" w:color="auto" w:fill="FFFFFF"/>
-        </w:rPr>
-      </w:pPr>
-      <w:r>
-        <w:rPr>
-          <w:rFonts w:ascii="Candara" w:hAnsi="Candara" w:cs="Segoe UI"/>
-          <w:b/>
-          <w:bCs/>
-          <w:color w:val="000000"/>
-          <w:sz w:val="24"/>
-          <w:szCs w:val="24"/>
-          <w:shd w:val="clear" w:color="auto" w:fill="FFFFFF"/>
-        </w:rPr>
-        <w:t>ROUND()</w:t>
-      </w:r>
-      <w:r>
-        <w:rPr>
-          <w:rFonts w:ascii="Candara" w:hAnsi="Candara" w:cs="Segoe UI"/>
-          <w:b/>
-          <w:bCs/>
-          <w:color w:val="000000"/>
-          <w:sz w:val="24"/>
-          <w:szCs w:val="24"/>
-          <w:shd w:val="clear" w:color="auto" w:fill="FFFFFF"/>
-        </w:rPr>
-        <w:tab/>
-      </w:r>
-      <w:r>
-        <w:rPr>
-          <w:rFonts w:ascii="Candara" w:hAnsi="Candara" w:cs="Segoe UI"/>
-          <w:color w:val="000000"/>
-          <w:sz w:val="24"/>
-          <w:szCs w:val="24"/>
-          <w:shd w:val="clear" w:color="auto" w:fill="FFFFFF"/>
-        </w:rPr>
-        <w:t>: Rounds a numeric value to a specified number of decimal places.</w:t>
-      </w:r>
-    </w:p>
-    <w:p>
-      <w:pPr>
-        <w:spacing w:after="0"/>
-        <w:rPr>
-          <w:rFonts w:ascii="Candara" w:hAnsi="Candara" w:cs="Segoe UI"/>
-          <w:color w:val="000000"/>
-          <w:sz w:val="24"/>
-          <w:szCs w:val="24"/>
-          <w:shd w:val="clear" w:color="auto" w:fill="FFFFFF"/>
-        </w:rPr>
-      </w:pPr>
-      <w:r>
-        <w:rPr>
-          <w:rFonts w:ascii="Candara" w:hAnsi="Candara" w:cs="Segoe UI"/>
-          <w:b/>
-          <w:bCs/>
-          <w:color w:val="000000"/>
-          <w:sz w:val="24"/>
-          <w:szCs w:val="24"/>
-          <w:shd w:val="clear" w:color="auto" w:fill="FFFFFF"/>
-        </w:rPr>
-        <w:t>Aggregate Functions:</w:t>
-      </w:r>
-    </w:p>
-    <w:p>
-      <w:pPr>
-        <w:spacing w:after="0"/>
-        <w:ind w:firstLine="360"/>
-        <w:rPr>
-          <w:rFonts w:ascii="Candara" w:hAnsi="Candara" w:cs="Segoe UI"/>
-          <w:color w:val="000000"/>
-          <w:sz w:val="24"/>
-          <w:szCs w:val="24"/>
-          <w:shd w:val="clear" w:color="auto" w:fill="FFFFFF"/>
-        </w:rPr>
-      </w:pPr>
-      <w:r>
-        <w:rPr>
-          <w:rFonts w:ascii="Candara" w:hAnsi="Candara" w:cs="Segoe UI"/>
-          <w:color w:val="000000"/>
-          <w:sz w:val="24"/>
-          <w:szCs w:val="24"/>
-          <w:shd w:val="clear" w:color="auto" w:fill="FFFFFF"/>
-        </w:rPr>
-        <w:t>Aggregate functions perform calculations on a set of values and return a single value. Examples include:</w:t>
-      </w:r>
-    </w:p>
-    <w:p>
-      <w:pPr>
-        <w:numPr>
-          <w:ilvl w:val="1"/>
-          <w:numId w:val="4"/>
-        </w:numPr>
-        <w:spacing w:after="0"/>
-        <w:rPr>
-          <w:rFonts w:ascii="Candara" w:hAnsi="Candara" w:cs="Segoe UI"/>
-          <w:color w:val="000000"/>
-          <w:sz w:val="24"/>
-          <w:szCs w:val="24"/>
-          <w:shd w:val="clear" w:color="auto" w:fill="FFFFFF"/>
-        </w:rPr>
-      </w:pPr>
-      <w:r>
-        <w:rPr>
-          <w:rFonts w:ascii="Candara" w:hAnsi="Candara" w:cs="Segoe UI"/>
-          <w:b/>
-          <w:bCs/>
-          <w:color w:val="000000"/>
-          <w:sz w:val="24"/>
-          <w:szCs w:val="24"/>
-          <w:shd w:val="clear" w:color="auto" w:fill="FFFFFF"/>
-        </w:rPr>
-        <w:t>SUM()</w:t>
-      </w:r>
-      <w:r>
-        <w:rPr>
-          <w:rFonts w:ascii="Candara" w:hAnsi="Candara" w:cs="Segoe UI"/>
-          <w:b/>
-          <w:bCs/>
-          <w:color w:val="000000"/>
-          <w:sz w:val="24"/>
-          <w:szCs w:val="24"/>
-          <w:shd w:val="clear" w:color="auto" w:fill="FFFFFF"/>
-        </w:rPr>
-        <w:tab/>
-      </w:r>
-      <w:r>
-        <w:rPr>
-          <w:rFonts w:ascii="Candara" w:hAnsi="Candara" w:cs="Segoe UI"/>
-          <w:color w:val="000000"/>
-          <w:sz w:val="24"/>
-          <w:szCs w:val="24"/>
-          <w:shd w:val="clear" w:color="auto" w:fill="FFFFFF"/>
-        </w:rPr>
-        <w:t>: Calculates the sum of values in a column.</w:t>
-      </w:r>
-    </w:p>
-    <w:p>
-      <w:pPr>
-        <w:numPr>
-          <w:ilvl w:val="1"/>
-          <w:numId w:val="4"/>
-        </w:numPr>
-        <w:spacing w:after="0"/>
-        <w:rPr>
-          <w:rFonts w:ascii="Candara" w:hAnsi="Candara" w:cs="Segoe UI"/>
-          <w:color w:val="000000"/>
-          <w:sz w:val="24"/>
-          <w:szCs w:val="24"/>
-          <w:shd w:val="clear" w:color="auto" w:fill="FFFFFF"/>
-        </w:rPr>
-      </w:pPr>
-      <w:r>
-        <w:rPr>
-          <w:rFonts w:ascii="Candara" w:hAnsi="Candara" w:cs="Segoe UI"/>
-          <w:b/>
-          <w:bCs/>
-          <w:color w:val="000000"/>
-          <w:sz w:val="24"/>
-          <w:szCs w:val="24"/>
-          <w:shd w:val="clear" w:color="auto" w:fill="FFFFFF"/>
-        </w:rPr>
-        <w:t>AVG()</w:t>
-      </w:r>
-      <w:r>
-        <w:rPr>
-          <w:rFonts w:ascii="Candara" w:hAnsi="Candara" w:cs="Segoe UI"/>
-          <w:b/>
-          <w:bCs/>
-          <w:color w:val="000000"/>
-          <w:sz w:val="24"/>
-          <w:szCs w:val="24"/>
-          <w:shd w:val="clear" w:color="auto" w:fill="FFFFFF"/>
-        </w:rPr>
-        <w:tab/>
-      </w:r>
-      <w:r>
-        <w:rPr>
-          <w:rFonts w:ascii="Candara" w:hAnsi="Candara" w:cs="Segoe UI"/>
-          <w:color w:val="000000"/>
-          <w:sz w:val="24"/>
-          <w:szCs w:val="24"/>
-          <w:shd w:val="clear" w:color="auto" w:fill="FFFFFF"/>
-        </w:rPr>
-        <w:t>: Calculates the average of values in a column.</w:t>
-      </w:r>
-    </w:p>
-    <w:p>
-      <w:pPr>
-        <w:numPr>
-          <w:ilvl w:val="1"/>
-          <w:numId w:val="4"/>
-        </w:numPr>
-        <w:spacing w:after="0"/>
-        <w:rPr>
-          <w:rFonts w:ascii="Candara" w:hAnsi="Candara" w:cs="Segoe UI"/>
-          <w:color w:val="000000"/>
-          <w:sz w:val="24"/>
-          <w:szCs w:val="24"/>
-          <w:shd w:val="clear" w:color="auto" w:fill="FFFFFF"/>
-        </w:rPr>
-      </w:pPr>
-      <w:r>
-        <w:rPr>
-          <w:rFonts w:ascii="Candara" w:hAnsi="Candara" w:cs="Segoe UI"/>
-          <w:b/>
-          <w:bCs/>
-          <w:color w:val="000000"/>
-          <w:sz w:val="24"/>
-          <w:szCs w:val="24"/>
-          <w:shd w:val="clear" w:color="auto" w:fill="FFFFFF"/>
-        </w:rPr>
-        <w:t>COUNT()</w:t>
-      </w:r>
-      <w:r>
-        <w:rPr>
-          <w:rFonts w:ascii="Candara" w:hAnsi="Candara" w:cs="Segoe UI"/>
-          <w:color w:val="000000"/>
-          <w:sz w:val="24"/>
-          <w:szCs w:val="24"/>
-          <w:shd w:val="clear" w:color="auto" w:fill="FFFFFF"/>
-        </w:rPr>
-        <w:t>: Counts the number of rows in a result set.</w:t>
-      </w:r>
-    </w:p>
-    <w:p>
-      <w:pPr>
-        <w:numPr>
-          <w:ilvl w:val="1"/>
-          <w:numId w:val="4"/>
-        </w:numPr>
-        <w:spacing w:after="0"/>
-        <w:rPr>
-          <w:rFonts w:ascii="Candara" w:hAnsi="Candara" w:cs="Segoe UI"/>
-          <w:color w:val="000000"/>
-          <w:sz w:val="24"/>
-          <w:szCs w:val="24"/>
-          <w:shd w:val="clear" w:color="auto" w:fill="FFFFFF"/>
-        </w:rPr>
-      </w:pPr>
-      <w:r>
-        <w:rPr>
-          <w:rFonts w:ascii="Candara" w:hAnsi="Candara" w:cs="Segoe UI"/>
-          <w:b/>
-          <w:bCs/>
-          <w:color w:val="000000"/>
-          <w:sz w:val="24"/>
-          <w:szCs w:val="24"/>
-          <w:shd w:val="clear" w:color="auto" w:fill="FFFFFF"/>
-        </w:rPr>
-        <w:t>MIN()</w:t>
-      </w:r>
-      <w:r>
-        <w:rPr>
-          <w:rFonts w:ascii="Candara" w:hAnsi="Candara" w:cs="Segoe UI"/>
-          <w:color w:val="000000"/>
-          <w:sz w:val="24"/>
-          <w:szCs w:val="24"/>
-          <w:shd w:val="clear" w:color="auto" w:fill="FFFFFF"/>
-        </w:rPr>
-        <w:t>: Finds the minimum value in a column.</w:t>
-      </w:r>
-    </w:p>
-    <w:p>
-      <w:pPr>
-        <w:numPr>
-          <w:ilvl w:val="1"/>
-          <w:numId w:val="4"/>
-        </w:numPr>
-        <w:spacing w:after="0"/>
-        <w:rPr>
-          <w:rFonts w:ascii="Candara" w:hAnsi="Candara" w:cs="Segoe UI"/>
-          <w:color w:val="000000"/>
-          <w:sz w:val="24"/>
-          <w:szCs w:val="24"/>
-          <w:shd w:val="clear" w:color="auto" w:fill="FFFFFF"/>
-        </w:rPr>
-      </w:pPr>
-      <w:r>
-        <w:rPr>
-          <w:rFonts w:ascii="Candara" w:hAnsi="Candara" w:cs="Segoe UI"/>
-          <w:b/>
-          <w:bCs/>
-          <w:color w:val="000000"/>
-          <w:sz w:val="24"/>
-          <w:szCs w:val="24"/>
-          <w:shd w:val="clear" w:color="auto" w:fill="FFFFFF"/>
-        </w:rPr>
-        <w:t>MAX()</w:t>
-      </w:r>
-      <w:r>
-        <w:rPr>
-          <w:rFonts w:ascii="Candara" w:hAnsi="Candara" w:cs="Segoe UI"/>
-          <w:color w:val="000000"/>
-          <w:sz w:val="24"/>
-          <w:szCs w:val="24"/>
-          <w:shd w:val="clear" w:color="auto" w:fill="FFFFFF"/>
-        </w:rPr>
-        <w:t>: Finds the maximum value in a column.</w:t>
-      </w:r>
-    </w:p>
-    <w:p>
-      <w:pPr>
-        <w:spacing w:after="0"/>
-        <w:rPr>
-          <w:rFonts w:ascii="Candara" w:hAnsi="Candara" w:cs="Segoe UI"/>
-          <w:color w:val="000000"/>
-          <w:sz w:val="24"/>
-          <w:szCs w:val="24"/>
-          <w:shd w:val="clear" w:color="auto" w:fill="FFFFFF"/>
-        </w:rPr>
-      </w:pPr>
-      <w:r>
-        <w:rPr>
-          <w:rFonts w:ascii="Candara" w:hAnsi="Candara" w:cs="Segoe UI"/>
-          <w:b/>
-          <w:bCs/>
-          <w:color w:val="000000"/>
-          <w:sz w:val="24"/>
-          <w:szCs w:val="24"/>
-          <w:shd w:val="clear" w:color="auto" w:fill="FFFFFF"/>
-        </w:rPr>
-        <w:t>Date and Time Functions:</w:t>
-      </w:r>
-    </w:p>
-    <w:p>
-      <w:pPr>
-        <w:spacing w:after="0"/>
-        <w:ind w:firstLine="720"/>
-        <w:rPr>
-          <w:rFonts w:ascii="Candara" w:hAnsi="Candara" w:cs="Segoe UI"/>
-          <w:color w:val="000000"/>
-          <w:sz w:val="24"/>
-          <w:szCs w:val="24"/>
-          <w:shd w:val="clear" w:color="auto" w:fill="FFFFFF"/>
-        </w:rPr>
-      </w:pPr>
-      <w:r>
-        <w:rPr>
-          <w:rFonts w:ascii="Candara" w:hAnsi="Candara" w:cs="Segoe UI"/>
-          <w:color w:val="000000"/>
-          <w:sz w:val="24"/>
-          <w:szCs w:val="24"/>
-          <w:shd w:val="clear" w:color="auto" w:fill="FFFFFF"/>
-        </w:rPr>
-        <w:lastRenderedPageBreak/>
-        <w:t>Date and time functions operate on date and time values. Examples include:</w:t>
-      </w:r>
-    </w:p>
-    <w:p>
-      <w:pPr>
-        <w:numPr>
-          <w:ilvl w:val="1"/>
-          <w:numId w:val="4"/>
-        </w:numPr>
-        <w:spacing w:after="0"/>
-        <w:rPr>
-          <w:rFonts w:ascii="Candara" w:hAnsi="Candara" w:cs="Segoe UI"/>
-          <w:color w:val="000000"/>
-          <w:sz w:val="24"/>
-          <w:szCs w:val="24"/>
-          <w:shd w:val="clear" w:color="auto" w:fill="FFFFFF"/>
-        </w:rPr>
-      </w:pPr>
-      <w:r>
-        <w:rPr>
-          <w:rFonts w:ascii="Candara" w:hAnsi="Candara" w:cs="Segoe UI"/>
-          <w:b/>
-          <w:bCs/>
-          <w:color w:val="000000"/>
-          <w:sz w:val="24"/>
-          <w:szCs w:val="24"/>
-          <w:shd w:val="clear" w:color="auto" w:fill="FFFFFF"/>
-        </w:rPr>
-        <w:t>GETDATE()</w:t>
-      </w:r>
-      <w:r>
-        <w:rPr>
-          <w:rFonts w:ascii="Candara" w:hAnsi="Candara" w:cs="Segoe UI"/>
-          <w:b/>
-          <w:bCs/>
-          <w:color w:val="000000"/>
-          <w:sz w:val="24"/>
-          <w:szCs w:val="24"/>
-          <w:shd w:val="clear" w:color="auto" w:fill="FFFFFF"/>
-        </w:rPr>
-        <w:tab/>
-      </w:r>
-      <w:r>
-        <w:rPr>
-          <w:rFonts w:ascii="Candara" w:hAnsi="Candara" w:cs="Segoe UI"/>
-          <w:color w:val="000000"/>
-          <w:sz w:val="24"/>
-          <w:szCs w:val="24"/>
-          <w:shd w:val="clear" w:color="auto" w:fill="FFFFFF"/>
-        </w:rPr>
-        <w:t>: Returns the current date and time.</w:t>
-      </w:r>
-    </w:p>
-    <w:p>
-      <w:pPr>
-        <w:numPr>
-          <w:ilvl w:val="1"/>
-          <w:numId w:val="4"/>
-        </w:numPr>
-        <w:spacing w:after="0"/>
-        <w:rPr>
-          <w:rFonts w:ascii="Candara" w:hAnsi="Candara" w:cs="Segoe UI"/>
-          <w:color w:val="000000"/>
-          <w:sz w:val="24"/>
-          <w:szCs w:val="24"/>
-          <w:shd w:val="clear" w:color="auto" w:fill="FFFFFF"/>
-        </w:rPr>
-      </w:pPr>
-      <w:r>
-        <w:rPr>
-          <w:rFonts w:ascii="Candara" w:hAnsi="Candara" w:cs="Segoe UI"/>
-          <w:b/>
-          <w:bCs/>
-          <w:color w:val="000000"/>
-          <w:sz w:val="24"/>
-          <w:szCs w:val="24"/>
-          <w:shd w:val="clear" w:color="auto" w:fill="FFFFFF"/>
-        </w:rPr>
-        <w:t>DATEADD()</w:t>
-      </w:r>
-      <w:r>
-        <w:rPr>
-          <w:rFonts w:ascii="Candara" w:hAnsi="Candara" w:cs="Segoe UI"/>
-          <w:b/>
-          <w:bCs/>
-          <w:color w:val="000000"/>
-          <w:sz w:val="24"/>
-          <w:szCs w:val="24"/>
-          <w:shd w:val="clear" w:color="auto" w:fill="FFFFFF"/>
-        </w:rPr>
-        <w:tab/>
-      </w:r>
-      <w:r>
-        <w:rPr>
-          <w:rFonts w:ascii="Candara" w:hAnsi="Candara" w:cs="Segoe UI"/>
-          <w:color w:val="000000"/>
-          <w:sz w:val="24"/>
-          <w:szCs w:val="24"/>
-          <w:shd w:val="clear" w:color="auto" w:fill="FFFFFF"/>
-        </w:rPr>
-        <w:t>: Adds a specified time interval to a date.</w:t>
-      </w:r>
-    </w:p>
-    <w:p>
-      <w:pPr>
-        <w:numPr>
-          <w:ilvl w:val="1"/>
-          <w:numId w:val="4"/>
-        </w:numPr>
-        <w:spacing w:after="0"/>
-        <w:rPr>
-          <w:rFonts w:ascii="Candara" w:hAnsi="Candara" w:cs="Segoe UI"/>
-          <w:color w:val="000000"/>
-          <w:sz w:val="24"/>
-          <w:szCs w:val="24"/>
-          <w:shd w:val="clear" w:color="auto" w:fill="FFFFFF"/>
-        </w:rPr>
-      </w:pPr>
-      <w:r>
-        <w:rPr>
-          <w:rFonts w:ascii="Candara" w:hAnsi="Candara" w:cs="Segoe UI"/>
-          <w:b/>
-          <w:bCs/>
-          <w:color w:val="000000"/>
-          <w:sz w:val="24"/>
-          <w:szCs w:val="24"/>
-          <w:shd w:val="clear" w:color="auto" w:fill="FFFFFF"/>
-        </w:rPr>
-        <w:t>DATEDIFF()</w:t>
-      </w:r>
-      <w:r>
-        <w:rPr>
-          <w:rFonts w:ascii="Candara" w:hAnsi="Candara" w:cs="Segoe UI"/>
-          <w:b/>
-          <w:bCs/>
-          <w:color w:val="000000"/>
-          <w:sz w:val="24"/>
-          <w:szCs w:val="24"/>
-          <w:shd w:val="clear" w:color="auto" w:fill="FFFFFF"/>
-        </w:rPr>
-        <w:tab/>
-      </w:r>
-      <w:r>
-        <w:rPr>
-          <w:rFonts w:ascii="Candara" w:hAnsi="Candara" w:cs="Segoe UI"/>
-          <w:color w:val="000000"/>
-          <w:sz w:val="24"/>
-          <w:szCs w:val="24"/>
-          <w:shd w:val="clear" w:color="auto" w:fill="FFFFFF"/>
-        </w:rPr>
-        <w:t>: Calculates the difference between two dates.</w:t>
-      </w:r>
-    </w:p>
-    <w:p>
-      <w:pPr>
-        <w:numPr>
-          <w:ilvl w:val="1"/>
-          <w:numId w:val="4"/>
-        </w:numPr>
-        <w:spacing w:after="0"/>
-        <w:rPr>
-          <w:rFonts w:ascii="Candara" w:hAnsi="Candara" w:cs="Segoe UI"/>
-          <w:color w:val="000000"/>
-          <w:sz w:val="24"/>
-          <w:szCs w:val="24"/>
-          <w:shd w:val="clear" w:color="auto" w:fill="FFFFFF"/>
-        </w:rPr>
-      </w:pPr>
-      <w:r>
-        <w:rPr>
-          <w:rFonts w:ascii="Candara" w:hAnsi="Candara" w:cs="Segoe UI"/>
-          <w:b/>
-          <w:bCs/>
-          <w:color w:val="000000"/>
-          <w:sz w:val="24"/>
-          <w:szCs w:val="24"/>
-          <w:shd w:val="clear" w:color="auto" w:fill="FFFFFF"/>
-        </w:rPr>
-        <w:t>DATEPART()</w:t>
-      </w:r>
-      <w:r>
-        <w:rPr>
-          <w:rFonts w:ascii="Candara" w:hAnsi="Candara" w:cs="Segoe UI"/>
-          <w:b/>
-          <w:bCs/>
-          <w:color w:val="000000"/>
-          <w:sz w:val="24"/>
-          <w:szCs w:val="24"/>
-          <w:shd w:val="clear" w:color="auto" w:fill="FFFFFF"/>
-        </w:rPr>
-        <w:tab/>
-      </w:r>
-      <w:r>
-        <w:rPr>
-          <w:rFonts w:ascii="Candara" w:hAnsi="Candara" w:cs="Segoe UI"/>
-          <w:color w:val="000000"/>
-          <w:sz w:val="24"/>
-          <w:szCs w:val="24"/>
-          <w:shd w:val="clear" w:color="auto" w:fill="FFFFFF"/>
-        </w:rPr>
-        <w:t>: Extracts a specific part of a date (e.g., year, month, day).</w:t>
-      </w:r>
-    </w:p>
-    <w:p>
-      <w:pPr>
-        <w:spacing w:after="0"/>
-        <w:rPr>
-          <w:rFonts w:ascii="Candara" w:hAnsi="Candara" w:cs="Segoe UI"/>
-          <w:b/>
-          <w:bCs/>
-          <w:color w:val="000000"/>
-          <w:sz w:val="24"/>
-          <w:szCs w:val="24"/>
-          <w:shd w:val="clear" w:color="auto" w:fill="FFFFFF"/>
-        </w:rPr>
-      </w:pPr>
-    </w:p>
-    <w:p>
-      <w:pPr>
-        <w:spacing w:after="0"/>
-        <w:rPr>
-          <w:rFonts w:ascii="Candara" w:hAnsi="Candara" w:cs="Segoe UI"/>
-          <w:b/>
-          <w:bCs/>
-          <w:color w:val="000000"/>
-          <w:sz w:val="24"/>
-          <w:szCs w:val="24"/>
-          <w:shd w:val="clear" w:color="auto" w:fill="FFFFFF"/>
-        </w:rPr>
-      </w:pPr>
-    </w:p>
-    <w:p>
-      <w:pPr>
-        <w:spacing w:after="0"/>
-        <w:rPr>
-          <w:rFonts w:ascii="Candara" w:hAnsi="Candara" w:cs="Segoe UI"/>
-          <w:b/>
-          <w:bCs/>
-          <w:color w:val="000000"/>
-          <w:sz w:val="24"/>
-          <w:szCs w:val="24"/>
-          <w:shd w:val="clear" w:color="auto" w:fill="FFFFFF"/>
-        </w:rPr>
-      </w:pPr>
-    </w:p>
-    <w:p>
-      <w:pPr>
-        <w:spacing w:after="0"/>
-        <w:rPr>
-          <w:rFonts w:ascii="Candara" w:hAnsi="Candara" w:cs="Segoe UI"/>
-          <w:color w:val="000000"/>
-          <w:sz w:val="24"/>
-          <w:szCs w:val="24"/>
-          <w:shd w:val="clear" w:color="auto" w:fill="FFFFFF"/>
-        </w:rPr>
-      </w:pPr>
-      <w:r>
-        <w:rPr>
-          <w:rFonts w:ascii="Candara" w:hAnsi="Candara" w:cs="Segoe UI"/>
-          <w:b/>
-          <w:bCs/>
-          <w:color w:val="000000"/>
-          <w:sz w:val="24"/>
-          <w:szCs w:val="24"/>
-          <w:shd w:val="clear" w:color="auto" w:fill="FFFFFF"/>
-        </w:rPr>
-        <w:t>Conversion Functions:</w:t>
-      </w:r>
-    </w:p>
-    <w:p>
-      <w:pPr>
-        <w:spacing w:after="0"/>
-        <w:ind w:firstLine="720"/>
-        <w:rPr>
-          <w:rFonts w:ascii="Candara" w:hAnsi="Candara" w:cs="Segoe UI"/>
-          <w:color w:val="000000"/>
-          <w:sz w:val="24"/>
-          <w:szCs w:val="24"/>
-          <w:shd w:val="clear" w:color="auto" w:fill="FFFFFF"/>
-        </w:rPr>
-      </w:pPr>
-      <w:r>
-        <w:rPr>
-          <w:rFonts w:ascii="Candara" w:hAnsi="Candara" w:cs="Segoe UI"/>
-          <w:color w:val="000000"/>
-          <w:sz w:val="24"/>
-          <w:szCs w:val="24"/>
-          <w:shd w:val="clear" w:color="auto" w:fill="FFFFFF"/>
-        </w:rPr>
-        <w:t>Conversion functions convert data from one data type to another. Examples include:</w:t>
-      </w:r>
-    </w:p>
-    <w:p>
-      <w:pPr>
-        <w:numPr>
-          <w:ilvl w:val="1"/>
-          <w:numId w:val="4"/>
-        </w:numPr>
-        <w:spacing w:after="0"/>
-        <w:rPr>
-          <w:rFonts w:ascii="Candara" w:hAnsi="Candara" w:cs="Segoe UI"/>
-          <w:color w:val="000000"/>
-          <w:sz w:val="24"/>
-          <w:szCs w:val="24"/>
-          <w:shd w:val="clear" w:color="auto" w:fill="FFFFFF"/>
-        </w:rPr>
-      </w:pPr>
-      <w:r>
-        <w:rPr>
-          <w:rFonts w:ascii="Candara" w:hAnsi="Candara" w:cs="Segoe UI"/>
-          <w:b/>
-          <w:bCs/>
-          <w:color w:val="000000"/>
-          <w:sz w:val="24"/>
-          <w:szCs w:val="24"/>
-          <w:shd w:val="clear" w:color="auto" w:fill="FFFFFF"/>
-        </w:rPr>
-        <w:t>CAST()</w:t>
-      </w:r>
-      <w:r>
-        <w:rPr>
-          <w:rFonts w:ascii="Candara" w:hAnsi="Candara" w:cs="Segoe UI"/>
-          <w:color w:val="000000"/>
-          <w:sz w:val="24"/>
-          <w:szCs w:val="24"/>
-          <w:shd w:val="clear" w:color="auto" w:fill="FFFFFF"/>
-        </w:rPr>
-        <w:t xml:space="preserve">: </w:t>
-      </w:r>
-    </w:p>
-    <w:p>
-      <w:pPr>
-        <w:spacing w:after="0"/>
-        <w:ind w:left="1080" w:firstLine="360"/>
-        <w:rPr>
-          <w:rFonts w:ascii="Candara" w:hAnsi="Candara" w:cs="Segoe UI"/>
-          <w:color w:val="000000"/>
-          <w:sz w:val="24"/>
-          <w:szCs w:val="24"/>
-          <w:shd w:val="clear" w:color="auto" w:fill="FFFFFF"/>
-        </w:rPr>
-      </w:pPr>
-      <w:r>
-        <w:rPr>
-          <w:rFonts w:ascii="Candara" w:hAnsi="Candara" w:cs="Segoe UI"/>
-          <w:color w:val="000000"/>
-          <w:sz w:val="24"/>
-          <w:szCs w:val="24"/>
-          <w:shd w:val="clear" w:color="auto" w:fill="FFFFFF"/>
-        </w:rPr>
-        <w:t>Converts a value from one data type to another.</w:t>
-      </w:r>
-    </w:p>
-    <w:p>
-      <w:pPr>
-        <w:numPr>
-          <w:ilvl w:val="1"/>
-          <w:numId w:val="4"/>
-        </w:numPr>
-        <w:spacing w:after="0"/>
-        <w:rPr>
-          <w:rFonts w:ascii="Candara" w:hAnsi="Candara" w:cs="Segoe UI"/>
-          <w:color w:val="000000"/>
-          <w:sz w:val="24"/>
-          <w:szCs w:val="24"/>
-          <w:shd w:val="clear" w:color="auto" w:fill="FFFFFF"/>
-        </w:rPr>
-      </w:pPr>
-      <w:r>
-        <w:rPr>
-          <w:rFonts w:ascii="Candara" w:hAnsi="Candara" w:cs="Segoe UI"/>
-          <w:b/>
-          <w:bCs/>
-          <w:color w:val="000000"/>
-          <w:sz w:val="24"/>
-          <w:szCs w:val="24"/>
-          <w:shd w:val="clear" w:color="auto" w:fill="FFFFFF"/>
-        </w:rPr>
-        <w:t>CONVERT()</w:t>
-      </w:r>
-      <w:r>
-        <w:rPr>
-          <w:rFonts w:ascii="Candara" w:hAnsi="Candara" w:cs="Segoe UI"/>
-          <w:color w:val="000000"/>
-          <w:sz w:val="24"/>
-          <w:szCs w:val="24"/>
-          <w:shd w:val="clear" w:color="auto" w:fill="FFFFFF"/>
-        </w:rPr>
-        <w:t xml:space="preserve">: </w:t>
-      </w:r>
-    </w:p>
-    <w:p>
-      <w:pPr>
-        <w:spacing w:after="0"/>
-        <w:ind w:left="1080" w:firstLine="360"/>
-        <w:rPr>
-          <w:rFonts w:ascii="Candara" w:hAnsi="Candara" w:cs="Segoe UI"/>
-          <w:color w:val="000000"/>
-          <w:sz w:val="24"/>
-          <w:szCs w:val="24"/>
-          <w:shd w:val="clear" w:color="auto" w:fill="FFFFFF"/>
-        </w:rPr>
-      </w:pPr>
-      <w:r>
-        <w:rPr>
-          <w:rFonts w:ascii="Candara" w:hAnsi="Candara" w:cs="Segoe UI"/>
-          <w:color w:val="000000"/>
-          <w:sz w:val="24"/>
-          <w:szCs w:val="24"/>
-          <w:shd w:val="clear" w:color="auto" w:fill="FFFFFF"/>
-        </w:rPr>
-        <w:t>Converts a value from one data type to another (DBMS-specific).</w:t>
-      </w:r>
-    </w:p>
-    <w:p>
-      <w:pPr>
-        <w:spacing w:after="0"/>
-        <w:rPr>
-          <w:rFonts w:ascii="Candara" w:hAnsi="Candara" w:cs="Segoe UI"/>
-          <w:color w:val="000000"/>
-          <w:sz w:val="24"/>
-          <w:szCs w:val="24"/>
-          <w:shd w:val="clear" w:color="auto" w:fill="FFFFFF"/>
-        </w:rPr>
-      </w:pPr>
-      <w:r>
-        <w:rPr>
-          <w:rFonts w:ascii="Candara" w:hAnsi="Candara" w:cs="Segoe UI"/>
-          <w:b/>
-          <w:bCs/>
-          <w:color w:val="000000"/>
-          <w:sz w:val="24"/>
-          <w:szCs w:val="24"/>
-          <w:shd w:val="clear" w:color="auto" w:fill="FFFFFF"/>
-        </w:rPr>
-        <w:t>String Functions:</w:t>
-      </w:r>
-    </w:p>
-    <w:p>
-      <w:pPr>
-        <w:spacing w:after="0"/>
-        <w:ind w:firstLine="720"/>
-        <w:rPr>
-          <w:rFonts w:ascii="Candara" w:hAnsi="Candara" w:cs="Segoe UI"/>
-          <w:color w:val="000000"/>
-          <w:sz w:val="24"/>
-          <w:szCs w:val="24"/>
-          <w:shd w:val="clear" w:color="auto" w:fill="FFFFFF"/>
-        </w:rPr>
-      </w:pPr>
-      <w:r>
-        <w:rPr>
-          <w:rFonts w:ascii="Candara" w:hAnsi="Candara" w:cs="Segoe UI"/>
-          <w:color w:val="000000"/>
-          <w:sz w:val="24"/>
-          <w:szCs w:val="24"/>
-          <w:shd w:val="clear" w:color="auto" w:fill="FFFFFF"/>
-        </w:rPr>
-        <w:t>String functions operate on string values. Examples include:</w:t>
-      </w:r>
-    </w:p>
-    <w:p>
-      <w:pPr>
-        <w:numPr>
-          <w:ilvl w:val="1"/>
-          <w:numId w:val="4"/>
-        </w:numPr>
-        <w:spacing w:after="0"/>
-        <w:rPr>
-          <w:rFonts w:ascii="Candara" w:hAnsi="Candara" w:cs="Segoe UI"/>
-          <w:color w:val="000000"/>
-          <w:sz w:val="24"/>
-          <w:szCs w:val="24"/>
-          <w:shd w:val="clear" w:color="auto" w:fill="FFFFFF"/>
-        </w:rPr>
-      </w:pPr>
-      <w:r>
-        <w:rPr>
-          <w:rFonts w:ascii="Candara" w:hAnsi="Candara" w:cs="Segoe UI"/>
-          <w:b/>
-          <w:bCs/>
-          <w:sz w:val="24"/>
-          <w:szCs w:val="24"/>
-        </w:rPr>
-        <w:t>CONCAT(str1, str2, ...)</w:t>
-      </w:r>
-      <w:r>
-        <w:rPr>
-          <w:rFonts w:ascii="Candara" w:hAnsi="Candara" w:cs="Segoe UI"/>
-          <w:sz w:val="24"/>
-          <w:szCs w:val="24"/>
-        </w:rPr>
-        <w:t xml:space="preserve">: </w:t>
-      </w:r>
-    </w:p>
-    <w:p>
-      <w:pPr>
-        <w:spacing w:after="0"/>
-        <w:ind w:left="720" w:firstLine="720"/>
-        <w:rPr>
-          <w:rFonts w:ascii="Candara" w:hAnsi="Candara" w:cs="Segoe UI"/>
-          <w:color w:val="000000"/>
-          <w:sz w:val="24"/>
-          <w:szCs w:val="24"/>
-          <w:shd w:val="clear" w:color="auto" w:fill="FFFFFF"/>
-        </w:rPr>
-      </w:pPr>
-      <w:r>
-        <w:rPr>
-          <w:rFonts w:ascii="Candara" w:hAnsi="Candara" w:cs="Segoe UI"/>
-          <w:sz w:val="24"/>
-          <w:szCs w:val="24"/>
-        </w:rPr>
-        <w:t>Concatenates multiple strings together.</w:t>
-      </w:r>
-    </w:p>
-    <w:p>
-      <w:pPr>
-        <w:numPr>
-          <w:ilvl w:val="1"/>
-          <w:numId w:val="4"/>
-        </w:numPr>
-        <w:spacing w:after="0"/>
-        <w:rPr>
-          <w:rFonts w:ascii="Candara" w:hAnsi="Candara" w:cs="Segoe UI"/>
-          <w:color w:val="000000"/>
-          <w:sz w:val="24"/>
-          <w:szCs w:val="24"/>
-          <w:shd w:val="clear" w:color="auto" w:fill="FFFFFF"/>
-        </w:rPr>
-      </w:pPr>
-      <w:r>
-        <w:rPr>
-          <w:rFonts w:ascii="Candara" w:hAnsi="Candara" w:cs="Segoe UI"/>
-          <w:b/>
-          <w:bCs/>
-          <w:sz w:val="24"/>
-          <w:szCs w:val="24"/>
-        </w:rPr>
-        <w:t>CONCAT_WS(separator, str1, str2, ...)</w:t>
-      </w:r>
-      <w:r>
-        <w:rPr>
-          <w:rFonts w:ascii="Candara" w:hAnsi="Candara" w:cs="Segoe UI"/>
-          <w:sz w:val="24"/>
-          <w:szCs w:val="24"/>
-        </w:rPr>
-        <w:t xml:space="preserve">: </w:t>
-      </w:r>
-    </w:p>
-    <w:p>
-      <w:pPr>
-        <w:spacing w:after="0"/>
-        <w:ind w:left="1080" w:firstLine="360"/>
-        <w:rPr>
-          <w:rFonts w:ascii="Candara" w:hAnsi="Candara" w:cs="Segoe UI"/>
-          <w:color w:val="000000"/>
-          <w:sz w:val="24"/>
-          <w:szCs w:val="24"/>
-          <w:shd w:val="clear" w:color="auto" w:fill="FFFFFF"/>
-        </w:rPr>
-      </w:pPr>
-      <w:r>
-        <w:rPr>
-          <w:rFonts w:ascii="Candara" w:hAnsi="Candara" w:cs="Segoe UI"/>
-          <w:sz w:val="24"/>
-          <w:szCs w:val="24"/>
-        </w:rPr>
-        <w:t>Concatenates multiple strings with a specified separator.</w:t>
-      </w:r>
-    </w:p>
-    <w:p>
-      <w:pPr>
-        <w:numPr>
-          <w:ilvl w:val="1"/>
-          <w:numId w:val="4"/>
-        </w:numPr>
-        <w:spacing w:after="0"/>
-        <w:rPr>
-          <w:rFonts w:ascii="Candara" w:hAnsi="Candara" w:cs="Segoe UI"/>
-          <w:color w:val="000000"/>
-          <w:sz w:val="24"/>
-          <w:szCs w:val="24"/>
-          <w:shd w:val="clear" w:color="auto" w:fill="FFFFFF"/>
-        </w:rPr>
-      </w:pPr>
-      <w:r>
-        <w:rPr>
-          <w:rFonts w:ascii="Candara" w:hAnsi="Candara" w:cs="Segoe UI"/>
-          <w:b/>
-          <w:bCs/>
-          <w:sz w:val="24"/>
-          <w:szCs w:val="24"/>
-        </w:rPr>
-        <w:t>UPPER(str)</w:t>
-      </w:r>
-      <w:r>
-        <w:rPr>
-          <w:rFonts w:ascii="Candara" w:hAnsi="Candara" w:cs="Segoe UI"/>
-          <w:b/>
-          <w:bCs/>
-          <w:sz w:val="24"/>
-          <w:szCs w:val="24"/>
-        </w:rPr>
-        <w:tab/>
-      </w:r>
-      <w:r>
-        <w:rPr>
-          <w:rFonts w:ascii="Candara" w:hAnsi="Candara" w:cs="Segoe UI"/>
-          <w:sz w:val="24"/>
-          <w:szCs w:val="24"/>
-        </w:rPr>
-        <w:t xml:space="preserve">: </w:t>
-      </w:r>
-    </w:p>
-    <w:p>
-      <w:pPr>
-        <w:spacing w:after="0"/>
-        <w:ind w:left="1080" w:firstLine="360"/>
-        <w:rPr>
-          <w:rFonts w:ascii="Candara" w:hAnsi="Candara" w:cs="Segoe UI"/>
-          <w:color w:val="000000"/>
-          <w:sz w:val="24"/>
-          <w:szCs w:val="24"/>
-          <w:shd w:val="clear" w:color="auto" w:fill="FFFFFF"/>
-        </w:rPr>
-      </w:pPr>
-      <w:r>
-        <w:rPr>
-          <w:rFonts w:ascii="Candara" w:hAnsi="Candara" w:cs="Segoe UI"/>
-          <w:sz w:val="24"/>
-          <w:szCs w:val="24"/>
-        </w:rPr>
-        <w:t>Converts a string to uppercase.</w:t>
-      </w:r>
-    </w:p>
-    <w:p>
-      <w:pPr>
-        <w:numPr>
-          <w:ilvl w:val="1"/>
-          <w:numId w:val="4"/>
-        </w:numPr>
-        <w:spacing w:after="0"/>
-        <w:rPr>
-          <w:rFonts w:ascii="Candara" w:hAnsi="Candara" w:cs="Segoe UI"/>
-          <w:color w:val="000000"/>
-          <w:sz w:val="24"/>
-          <w:szCs w:val="24"/>
-          <w:shd w:val="clear" w:color="auto" w:fill="FFFFFF"/>
-        </w:rPr>
-      </w:pPr>
-      <w:r>
-        <w:rPr>
-          <w:rFonts w:ascii="Candara" w:hAnsi="Candara" w:cs="Segoe UI"/>
-          <w:b/>
-          <w:bCs/>
-          <w:sz w:val="24"/>
-          <w:szCs w:val="24"/>
-        </w:rPr>
-        <w:t>LOWER(str)</w:t>
-      </w:r>
-      <w:r>
-        <w:rPr>
-          <w:rFonts w:ascii="Candara" w:hAnsi="Candara" w:cs="Segoe UI"/>
-          <w:b/>
-          <w:bCs/>
-          <w:sz w:val="24"/>
-          <w:szCs w:val="24"/>
-        </w:rPr>
-        <w:tab/>
-      </w:r>
-      <w:r>
-        <w:rPr>
-          <w:rFonts w:ascii="Candara" w:hAnsi="Candara" w:cs="Segoe UI"/>
-          <w:sz w:val="24"/>
-          <w:szCs w:val="24"/>
-        </w:rPr>
-        <w:t xml:space="preserve">: </w:t>
-      </w:r>
-    </w:p>
-    <w:p>
-      <w:pPr>
-        <w:spacing w:after="0"/>
-        <w:ind w:left="1080" w:firstLine="360"/>
-        <w:rPr>
-          <w:rFonts w:ascii="Candara" w:hAnsi="Candara" w:cs="Segoe UI"/>
-          <w:color w:val="000000"/>
-          <w:sz w:val="24"/>
-          <w:szCs w:val="24"/>
-          <w:shd w:val="clear" w:color="auto" w:fill="FFFFFF"/>
-        </w:rPr>
-      </w:pPr>
-      <w:r>
-        <w:rPr>
-          <w:rFonts w:ascii="Candara" w:hAnsi="Candara" w:cs="Segoe UI"/>
-          <w:sz w:val="24"/>
-          <w:szCs w:val="24"/>
-        </w:rPr>
-        <w:t>Converts a string to lowercase.</w:t>
-      </w:r>
-    </w:p>
-    <w:p>
-      <w:pPr>
-        <w:numPr>
-          <w:ilvl w:val="1"/>
-          <w:numId w:val="4"/>
-        </w:numPr>
-        <w:spacing w:after="0"/>
-        <w:rPr>
-          <w:rFonts w:ascii="Candara" w:hAnsi="Candara" w:cs="Segoe UI"/>
-          <w:color w:val="000000"/>
-          <w:sz w:val="24"/>
-          <w:szCs w:val="24"/>
-          <w:shd w:val="clear" w:color="auto" w:fill="FFFFFF"/>
-        </w:rPr>
-      </w:pPr>
-      <w:r>
-        <w:rPr>
-          <w:rFonts w:ascii="Candara" w:hAnsi="Candara" w:cs="Segoe UI"/>
-          <w:b/>
-          <w:bCs/>
-          <w:sz w:val="24"/>
-          <w:szCs w:val="24"/>
-        </w:rPr>
-        <w:t>LENGTH(str)</w:t>
-      </w:r>
-      <w:r>
-        <w:rPr>
-          <w:rFonts w:ascii="Candara" w:hAnsi="Candara" w:cs="Segoe UI"/>
-          <w:sz w:val="24"/>
-          <w:szCs w:val="24"/>
-        </w:rPr>
-        <w:t xml:space="preserve"> or </w:t>
-      </w:r>
-      <w:r>
-        <w:rPr>
-          <w:rFonts w:ascii="Candara" w:hAnsi="Candara" w:cs="Segoe UI"/>
-          <w:b/>
-          <w:bCs/>
-          <w:sz w:val="24"/>
-          <w:szCs w:val="24"/>
-        </w:rPr>
-        <w:t>LEN(str)</w:t>
-      </w:r>
-      <w:r>
-        <w:rPr>
-          <w:rFonts w:ascii="Candara" w:hAnsi="Candara" w:cs="Segoe UI"/>
-          <w:sz w:val="24"/>
-          <w:szCs w:val="24"/>
-        </w:rPr>
-        <w:t>: Returns the length of a string.</w:t>
-      </w:r>
-    </w:p>
-    <w:p>
-      <w:pPr>
-        <w:numPr>
-          <w:ilvl w:val="1"/>
-          <w:numId w:val="4"/>
-        </w:numPr>
-        <w:spacing w:after="0"/>
-        <w:rPr>
-          <w:rFonts w:ascii="Candara" w:hAnsi="Candara" w:cs="Segoe UI"/>
-          <w:color w:val="000000"/>
-          <w:sz w:val="24"/>
-          <w:szCs w:val="24"/>
-          <w:shd w:val="clear" w:color="auto" w:fill="FFFFFF"/>
-        </w:rPr>
-      </w:pPr>
-      <w:r>
-        <w:rPr>
-          <w:rFonts w:ascii="Candara" w:hAnsi="Candara" w:cs="Segoe UI"/>
-          <w:b/>
-          <w:bCs/>
-          <w:sz w:val="24"/>
-          <w:szCs w:val="24"/>
-        </w:rPr>
-        <w:t>CHAR_LENGTH(str)</w:t>
-      </w:r>
-      <w:r>
-        <w:rPr>
-          <w:rFonts w:ascii="Candara" w:hAnsi="Candara" w:cs="Segoe UI"/>
-          <w:sz w:val="24"/>
-          <w:szCs w:val="24"/>
-        </w:rPr>
-        <w:t xml:space="preserve"> or </w:t>
-      </w:r>
-      <w:r>
-        <w:rPr>
-          <w:rFonts w:ascii="Candara" w:hAnsi="Candara" w:cs="Segoe UI"/>
-          <w:b/>
-          <w:bCs/>
-          <w:sz w:val="24"/>
-          <w:szCs w:val="24"/>
-        </w:rPr>
-        <w:t>CHARACTER_LENGTH(str)</w:t>
-      </w:r>
-      <w:r>
-        <w:rPr>
-          <w:rFonts w:ascii="Candara" w:hAnsi="Candara" w:cs="Segoe UI"/>
-          <w:sz w:val="24"/>
-          <w:szCs w:val="24"/>
-        </w:rPr>
-        <w:t>: Returns the number of characters in a string.</w:t>
-      </w:r>
-    </w:p>
-    <w:p>
-      <w:pPr>
-        <w:numPr>
-          <w:ilvl w:val="1"/>
-          <w:numId w:val="4"/>
-        </w:numPr>
-        <w:spacing w:after="0"/>
-        <w:rPr>
-          <w:rFonts w:ascii="Candara" w:hAnsi="Candara" w:cs="Segoe UI"/>
-          <w:color w:val="000000"/>
-          <w:sz w:val="24"/>
-          <w:szCs w:val="24"/>
-          <w:shd w:val="clear" w:color="auto" w:fill="FFFFFF"/>
-        </w:rPr>
-      </w:pPr>
-      <w:r>
-        <w:rPr>
-          <w:rFonts w:ascii="Candara" w:hAnsi="Candara" w:cs="Segoe UI"/>
-          <w:b/>
-          <w:bCs/>
-          <w:sz w:val="24"/>
-          <w:szCs w:val="24"/>
-        </w:rPr>
-        <w:t>LEFT(str, length)</w:t>
-      </w:r>
-      <w:r>
-        <w:rPr>
-          <w:rFonts w:ascii="Candara" w:hAnsi="Candara" w:cs="Segoe UI"/>
-          <w:sz w:val="24"/>
-          <w:szCs w:val="24"/>
-        </w:rPr>
-        <w:t>: Returns a specified number of characters from the left side of a string.</w:t>
-      </w:r>
-    </w:p>
-    <w:p>
-      <w:pPr>
-        <w:numPr>
-          <w:ilvl w:val="1"/>
-          <w:numId w:val="4"/>
-        </w:numPr>
-        <w:spacing w:after="0"/>
-        <w:rPr>
-          <w:rFonts w:ascii="Candara" w:hAnsi="Candara" w:cs="Segoe UI"/>
-          <w:color w:val="000000"/>
-          <w:sz w:val="24"/>
-          <w:szCs w:val="24"/>
-          <w:shd w:val="clear" w:color="auto" w:fill="FFFFFF"/>
-        </w:rPr>
-      </w:pPr>
-      <w:r>
-        <w:rPr>
-          <w:rFonts w:ascii="Candara" w:hAnsi="Candara" w:cs="Segoe UI"/>
-          <w:b/>
-          <w:bCs/>
-          <w:sz w:val="24"/>
-          <w:szCs w:val="24"/>
-        </w:rPr>
-        <w:t>RIGHT(str, length)</w:t>
-      </w:r>
-      <w:r>
-        <w:rPr>
-          <w:rFonts w:ascii="Candara" w:hAnsi="Candara" w:cs="Segoe UI"/>
-          <w:sz w:val="24"/>
-          <w:szCs w:val="24"/>
-        </w:rPr>
-        <w:t>: Returns a specified number of characters from the right side of a string.</w:t>
-      </w:r>
-    </w:p>
-    <w:p>
-      <w:pPr>
-        <w:numPr>
-          <w:ilvl w:val="1"/>
-          <w:numId w:val="4"/>
-        </w:numPr>
-        <w:spacing w:after="0"/>
-        <w:rPr>
-          <w:rFonts w:ascii="Candara" w:hAnsi="Candara" w:cs="Segoe UI"/>
-          <w:color w:val="000000"/>
-          <w:sz w:val="24"/>
-          <w:szCs w:val="24"/>
-          <w:shd w:val="clear" w:color="auto" w:fill="FFFFFF"/>
-        </w:rPr>
-      </w:pPr>
-      <w:r>
-        <w:rPr>
-          <w:rFonts w:ascii="Candara" w:hAnsi="Candara" w:cs="Segoe UI"/>
-          <w:b/>
-          <w:bCs/>
-          <w:sz w:val="24"/>
-          <w:szCs w:val="24"/>
-        </w:rPr>
-        <w:t>SUBSTRING(str, start, length)</w:t>
-      </w:r>
-      <w:r>
-        <w:rPr>
-          <w:rFonts w:ascii="Candara" w:hAnsi="Candara" w:cs="Segoe UI"/>
-          <w:sz w:val="24"/>
-          <w:szCs w:val="24"/>
-        </w:rPr>
-        <w:t xml:space="preserve"> or </w:t>
-      </w:r>
-      <w:r>
-        <w:rPr>
-          <w:rFonts w:ascii="Candara" w:hAnsi="Candara" w:cs="Segoe UI"/>
-          <w:b/>
-          <w:bCs/>
-          <w:sz w:val="24"/>
-          <w:szCs w:val="24"/>
-        </w:rPr>
-        <w:t>SUBSTR(str, start, length)</w:t>
-      </w:r>
-      <w:r>
-        <w:rPr>
-          <w:rFonts w:ascii="Candara" w:hAnsi="Candara" w:cs="Segoe UI"/>
-          <w:sz w:val="24"/>
-          <w:szCs w:val="24"/>
-        </w:rPr>
-        <w:t>: Extracts a substring from a string.</w:t>
-      </w:r>
-    </w:p>
-    <w:p>
-      <w:pPr>
-        <w:numPr>
-          <w:ilvl w:val="1"/>
-          <w:numId w:val="4"/>
-        </w:numPr>
-        <w:spacing w:after="0"/>
-        <w:rPr>
-          <w:rFonts w:ascii="Candara" w:hAnsi="Candara" w:cs="Segoe UI"/>
-          <w:color w:val="000000"/>
-          <w:sz w:val="24"/>
-          <w:szCs w:val="24"/>
-          <w:shd w:val="clear" w:color="auto" w:fill="FFFFFF"/>
-        </w:rPr>
-      </w:pPr>
-      <w:r>
-        <w:rPr>
-          <w:rFonts w:ascii="Candara" w:hAnsi="Candara" w:cs="Segoe UI"/>
-          <w:b/>
-          <w:bCs/>
-          <w:sz w:val="24"/>
-          <w:szCs w:val="24"/>
-        </w:rPr>
-        <w:t>TRIM([leading|trailing|both] [characters] FROM str)</w:t>
-      </w:r>
-      <w:r>
-        <w:rPr>
-          <w:rFonts w:ascii="Candara" w:hAnsi="Candara" w:cs="Segoe UI"/>
-          <w:sz w:val="24"/>
-          <w:szCs w:val="24"/>
-        </w:rPr>
-        <w:t>: Removes leading, trailing, or both leading and trailing characters from a string.</w:t>
-      </w:r>
-    </w:p>
-    <w:p>
-      <w:pPr>
-        <w:numPr>
-          <w:ilvl w:val="1"/>
-          <w:numId w:val="4"/>
-        </w:numPr>
-        <w:spacing w:after="0"/>
-        <w:rPr>
-          <w:rFonts w:ascii="Candara" w:hAnsi="Candara" w:cs="Segoe UI"/>
-          <w:color w:val="000000"/>
-          <w:sz w:val="24"/>
-          <w:szCs w:val="24"/>
-          <w:shd w:val="clear" w:color="auto" w:fill="FFFFFF"/>
-        </w:rPr>
-      </w:pPr>
-      <w:r>
-        <w:rPr>
-          <w:rFonts w:ascii="Candara" w:hAnsi="Candara" w:cs="Segoe UI"/>
-          <w:b/>
-          <w:bCs/>
-          <w:sz w:val="24"/>
-          <w:szCs w:val="24"/>
-        </w:rPr>
-        <w:t>LTRIM(str)</w:t>
-      </w:r>
-      <w:r>
-        <w:rPr>
-          <w:rFonts w:ascii="Candara" w:hAnsi="Candara" w:cs="Segoe UI"/>
-          <w:sz w:val="24"/>
-          <w:szCs w:val="24"/>
-        </w:rPr>
-        <w:t>: Removes leading spaces from a string.</w:t>
-      </w:r>
-    </w:p>
-    <w:p>
-      <w:pPr>
-        <w:numPr>
-          <w:ilvl w:val="1"/>
-          <w:numId w:val="4"/>
-        </w:numPr>
-        <w:spacing w:after="0"/>
-        <w:rPr>
-          <w:rFonts w:ascii="Candara" w:hAnsi="Candara" w:cs="Segoe UI"/>
-          <w:color w:val="000000"/>
-          <w:sz w:val="24"/>
-          <w:szCs w:val="24"/>
-          <w:shd w:val="clear" w:color="auto" w:fill="FFFFFF"/>
-        </w:rPr>
-      </w:pPr>
-      <w:r>
-        <w:rPr>
-          <w:rFonts w:ascii="Candara" w:hAnsi="Candara" w:cs="Segoe UI"/>
-          <w:b/>
-          <w:bCs/>
-          <w:sz w:val="24"/>
-          <w:szCs w:val="24"/>
-        </w:rPr>
-        <w:t>RTRIM(str)</w:t>
-      </w:r>
-      <w:r>
-        <w:rPr>
-          <w:rFonts w:ascii="Candara" w:hAnsi="Candara" w:cs="Segoe UI"/>
-          <w:sz w:val="24"/>
-          <w:szCs w:val="24"/>
-        </w:rPr>
-        <w:t>: Removes trailing spaces from a string.</w:t>
-      </w:r>
-    </w:p>
-    <w:p>
-      <w:pPr>
-        <w:numPr>
-          <w:ilvl w:val="1"/>
-          <w:numId w:val="4"/>
-        </w:numPr>
-        <w:spacing w:after="0"/>
-        <w:rPr>
-          <w:rFonts w:ascii="Candara" w:hAnsi="Candara" w:cs="Segoe UI"/>
-          <w:color w:val="000000"/>
-          <w:sz w:val="24"/>
-          <w:szCs w:val="24"/>
-          <w:shd w:val="clear" w:color="auto" w:fill="FFFFFF"/>
-        </w:rPr>
-      </w:pPr>
-      <w:r>
-        <w:rPr>
-          <w:rFonts w:ascii="Candara" w:hAnsi="Candara" w:cs="Segoe UI"/>
-          <w:b/>
-          <w:bCs/>
-          <w:sz w:val="24"/>
-          <w:szCs w:val="24"/>
-        </w:rPr>
-        <w:t>REPLACE(str, old_str, new_str)</w:t>
-      </w:r>
-      <w:r>
-        <w:rPr>
-          <w:rFonts w:ascii="Candara" w:hAnsi="Candara" w:cs="Segoe UI"/>
-          <w:sz w:val="24"/>
-          <w:szCs w:val="24"/>
-        </w:rPr>
-        <w:t>: Replaces all occurrences of a substring with another substring in a string.</w:t>
-      </w:r>
-    </w:p>
-    <w:p>
-      <w:pPr>
-        <w:numPr>
-          <w:ilvl w:val="1"/>
-          <w:numId w:val="4"/>
-        </w:numPr>
-        <w:spacing w:after="0"/>
-        <w:rPr>
-          <w:rFonts w:ascii="Candara" w:hAnsi="Candara" w:cs="Segoe UI"/>
-          <w:color w:val="000000"/>
-          <w:sz w:val="24"/>
-          <w:szCs w:val="24"/>
-          <w:shd w:val="clear" w:color="auto" w:fill="FFFFFF"/>
-        </w:rPr>
-      </w:pPr>
-      <w:r>
-        <w:rPr>
-          <w:rFonts w:ascii="Candara" w:hAnsi="Candara" w:cs="Segoe UI"/>
-          <w:b/>
-          <w:bCs/>
-          <w:sz w:val="24"/>
-          <w:szCs w:val="24"/>
-        </w:rPr>
-        <w:t>CHARINDEX(substring, str)</w:t>
-      </w:r>
-      <w:r>
-        <w:rPr>
-          <w:rFonts w:ascii="Candara" w:hAnsi="Candara" w:cs="Segoe UI"/>
-          <w:sz w:val="24"/>
-          <w:szCs w:val="24"/>
-        </w:rPr>
-        <w:t xml:space="preserve"> or </w:t>
-      </w:r>
-      <w:r>
-        <w:rPr>
-          <w:rFonts w:ascii="Candara" w:hAnsi="Candara" w:cs="Segoe UI"/>
-          <w:b/>
-          <w:bCs/>
-          <w:sz w:val="24"/>
-          <w:szCs w:val="24"/>
-        </w:rPr>
-        <w:t>LOCATE(substring, str)</w:t>
-      </w:r>
-      <w:r>
-        <w:rPr>
-          <w:rFonts w:ascii="Candara" w:hAnsi="Candara" w:cs="Segoe UI"/>
-          <w:sz w:val="24"/>
-          <w:szCs w:val="24"/>
-        </w:rPr>
-        <w:t>: Returns the starting position of the first occurrence of a substring within a string.</w:t>
-      </w:r>
-    </w:p>
-    <w:p>
-      <w:pPr>
-        <w:numPr>
-          <w:ilvl w:val="1"/>
-          <w:numId w:val="4"/>
-        </w:numPr>
-        <w:spacing w:after="0"/>
-        <w:rPr>
-          <w:rFonts w:ascii="Candara" w:hAnsi="Candara" w:cs="Segoe UI"/>
-          <w:color w:val="000000"/>
-          <w:sz w:val="24"/>
-          <w:szCs w:val="24"/>
-          <w:shd w:val="clear" w:color="auto" w:fill="FFFFFF"/>
-        </w:rPr>
-      </w:pPr>
-      <w:r>
-        <w:rPr>
-          <w:rFonts w:ascii="Candara" w:hAnsi="Candara" w:cs="Segoe UI"/>
-          <w:b/>
-          <w:bCs/>
-          <w:sz w:val="24"/>
-          <w:szCs w:val="24"/>
-        </w:rPr>
-        <w:t>REVERSE(str)</w:t>
-      </w:r>
-      <w:r>
-        <w:rPr>
-          <w:rFonts w:ascii="Candara" w:hAnsi="Candara" w:cs="Segoe UI"/>
-          <w:sz w:val="24"/>
-          <w:szCs w:val="24"/>
-        </w:rPr>
-        <w:t>: Reverses the characters in a string.</w:t>
-      </w:r>
-    </w:p>
-    <w:p>
-      <w:pPr>
-        <w:numPr>
-          <w:ilvl w:val="1"/>
-          <w:numId w:val="4"/>
-        </w:numPr>
-        <w:spacing w:after="0"/>
-        <w:rPr>
-          <w:rFonts w:ascii="Candara" w:hAnsi="Candara" w:cs="Segoe UI"/>
-          <w:color w:val="000000"/>
-          <w:sz w:val="24"/>
-          <w:szCs w:val="24"/>
-          <w:shd w:val="clear" w:color="auto" w:fill="FFFFFF"/>
-        </w:rPr>
-      </w:pPr>
-      <w:r>
-        <w:rPr>
-          <w:rFonts w:ascii="Candara" w:hAnsi="Candara" w:cs="Segoe UI"/>
-          <w:b/>
-          <w:bCs/>
-          <w:sz w:val="24"/>
-          <w:szCs w:val="24"/>
-        </w:rPr>
-        <w:t>FORMAT(str, format_mask)</w:t>
-      </w:r>
-      <w:r>
-        <w:rPr>
-          <w:rFonts w:ascii="Candara" w:hAnsi="Candara" w:cs="Segoe UI"/>
-          <w:sz w:val="24"/>
-          <w:szCs w:val="24"/>
-        </w:rPr>
-        <w:t>: Formats a string according to a specified format mask (Available in some databases like SQL Server).</w:t>
-      </w:r>
-    </w:p>
-    <w:p>
-      <w:pPr>
-        <w:numPr>
-          <w:ilvl w:val="1"/>
-          <w:numId w:val="4"/>
-        </w:numPr>
-        <w:spacing w:after="0"/>
-        <w:rPr>
-          <w:rFonts w:ascii="Candara" w:hAnsi="Candara" w:cs="Segoe UI"/>
-          <w:color w:val="000000"/>
-          <w:sz w:val="24"/>
-          <w:szCs w:val="24"/>
-          <w:shd w:val="clear" w:color="auto" w:fill="FFFFFF"/>
-        </w:rPr>
-      </w:pPr>
-      <w:r>
-        <w:rPr>
-          <w:rFonts w:ascii="Candara" w:hAnsi="Candara" w:cs="Segoe UI"/>
-          <w:b/>
-          <w:bCs/>
-          <w:sz w:val="24"/>
-          <w:szCs w:val="24"/>
-        </w:rPr>
-        <w:t>POSITION(substring IN str)</w:t>
-      </w:r>
-      <w:r>
-        <w:rPr>
-          <w:rFonts w:ascii="Candara" w:hAnsi="Candara" w:cs="Segoe UI"/>
-          <w:sz w:val="24"/>
-          <w:szCs w:val="24"/>
-        </w:rPr>
-        <w:t>: Returns the starting position of the first occurrence of a substring within a string.</w:t>
-      </w:r>
-    </w:p>
-    <w:p>
-      <w:pPr>
-        <w:numPr>
-          <w:ilvl w:val="1"/>
-          <w:numId w:val="4"/>
-        </w:numPr>
-        <w:spacing w:after="0"/>
-        <w:rPr>
-          <w:rFonts w:ascii="Candara" w:hAnsi="Candara" w:cs="Segoe UI"/>
-          <w:color w:val="000000"/>
-          <w:sz w:val="24"/>
-          <w:szCs w:val="24"/>
-          <w:shd w:val="clear" w:color="auto" w:fill="FFFFFF"/>
-        </w:rPr>
-      </w:pPr>
-      <w:r>
-        <w:rPr>
-          <w:rFonts w:ascii="Candara" w:hAnsi="Candara" w:cs="Segoe UI"/>
-          <w:b/>
-          <w:bCs/>
-          <w:sz w:val="24"/>
-          <w:szCs w:val="24"/>
-        </w:rPr>
-        <w:t>STRPOS(str, substring)</w:t>
-      </w:r>
-      <w:r>
-        <w:rPr>
-          <w:rFonts w:ascii="Candara" w:hAnsi="Candara" w:cs="Segoe UI"/>
-          <w:sz w:val="24"/>
-          <w:szCs w:val="24"/>
-        </w:rPr>
-        <w:t>: Returns the starting position of the first occurrence of a substring within a string.</w:t>
-      </w:r>
-    </w:p>
-    <w:p>
-      <w:pPr>
-        <w:numPr>
-          <w:ilvl w:val="1"/>
-          <w:numId w:val="4"/>
-        </w:numPr>
-        <w:spacing w:after="0"/>
-        <w:rPr>
-          <w:rFonts w:ascii="Candara" w:hAnsi="Candara" w:cs="Segoe UI"/>
-          <w:color w:val="000000"/>
-          <w:sz w:val="24"/>
-          <w:szCs w:val="24"/>
-          <w:shd w:val="clear" w:color="auto" w:fill="FFFFFF"/>
-        </w:rPr>
-      </w:pPr>
-      <w:r>
-        <w:rPr>
-          <w:rFonts w:ascii="Candara" w:hAnsi="Candara" w:cs="Segoe UI"/>
-          <w:b/>
-          <w:bCs/>
-          <w:sz w:val="24"/>
-          <w:szCs w:val="24"/>
-        </w:rPr>
-        <w:t>INITCAP(str)</w:t>
-      </w:r>
-      <w:r>
-        <w:rPr>
-          <w:rFonts w:ascii="Candara" w:hAnsi="Candara" w:cs="Segoe UI"/>
-          <w:sz w:val="24"/>
-          <w:szCs w:val="24"/>
-        </w:rPr>
-        <w:t>: Capitalizes the first letter of each word in a string.</w:t>
-      </w:r>
-    </w:p>
-    <w:p>
-      <w:pPr>
-        <w:numPr>
-          <w:ilvl w:val="1"/>
-          <w:numId w:val="4"/>
-        </w:numPr>
-        <w:spacing w:after="0"/>
-        <w:rPr>
-          <w:rFonts w:ascii="Candara" w:hAnsi="Candara" w:cs="Segoe UI"/>
-          <w:color w:val="000000"/>
-          <w:sz w:val="24"/>
-          <w:szCs w:val="24"/>
-          <w:shd w:val="clear" w:color="auto" w:fill="FFFFFF"/>
-        </w:rPr>
-      </w:pPr>
-      <w:r>
-        <w:rPr>
-          <w:rFonts w:ascii="Candara" w:hAnsi="Candara" w:cs="Segoe UI"/>
-          <w:b/>
-          <w:bCs/>
-          <w:sz w:val="24"/>
-          <w:szCs w:val="24"/>
-        </w:rPr>
-        <w:t>ASCII(str)</w:t>
-      </w:r>
-      <w:r>
-        <w:rPr>
-          <w:rFonts w:ascii="Candara" w:hAnsi="Candara" w:cs="Segoe UI"/>
-          <w:sz w:val="24"/>
-          <w:szCs w:val="24"/>
-        </w:rPr>
-        <w:t>: Returns the ASCII value of the first character in a string.</w:t>
-      </w:r>
-    </w:p>
-    <w:p>
-      <w:pPr>
-        <w:numPr>
-          <w:ilvl w:val="1"/>
-          <w:numId w:val="4"/>
-        </w:numPr>
-        <w:spacing w:after="0"/>
-        <w:rPr>
-          <w:rFonts w:ascii="Candara" w:hAnsi="Candara" w:cs="Segoe UI"/>
-          <w:color w:val="000000"/>
-          <w:sz w:val="24"/>
-          <w:szCs w:val="24"/>
-          <w:shd w:val="clear" w:color="auto" w:fill="FFFFFF"/>
-        </w:rPr>
-      </w:pPr>
-      <w:r>
-        <w:rPr>
-          <w:rFonts w:ascii="Candara" w:hAnsi="Candara" w:cs="Segoe UI"/>
-          <w:b/>
-          <w:bCs/>
-          <w:sz w:val="24"/>
-          <w:szCs w:val="24"/>
-        </w:rPr>
-        <w:lastRenderedPageBreak/>
-        <w:t>CONVERT(str, data_type)</w:t>
-      </w:r>
-      <w:r>
-        <w:rPr>
-          <w:rFonts w:ascii="Candara" w:hAnsi="Candara" w:cs="Segoe UI"/>
-          <w:sz w:val="24"/>
-          <w:szCs w:val="24"/>
-        </w:rPr>
-        <w:t>: Converts a string to a specified data type (Available in some databases).</w:t>
-      </w:r>
-    </w:p>
-    <w:p>
-      <w:pPr>
-        <w:numPr>
-          <w:ilvl w:val="1"/>
-          <w:numId w:val="4"/>
-        </w:numPr>
-        <w:spacing w:after="0"/>
-        <w:rPr>
-          <w:rFonts w:ascii="Candara" w:hAnsi="Candara" w:cs="Segoe UI"/>
-          <w:color w:val="000000"/>
-          <w:sz w:val="24"/>
-          <w:szCs w:val="24"/>
-          <w:shd w:val="clear" w:color="auto" w:fill="FFFFFF"/>
-        </w:rPr>
-      </w:pPr>
-      <w:r>
-        <w:rPr>
-          <w:rFonts w:ascii="Candara" w:hAnsi="Candara" w:cs="Segoe UI"/>
-          <w:b/>
-          <w:bCs/>
-          <w:sz w:val="24"/>
-          <w:szCs w:val="24"/>
-        </w:rPr>
-        <w:t>TRANSLATE(str, from_str, to_str)</w:t>
-      </w:r>
-      <w:r>
-        <w:rPr>
-          <w:rFonts w:ascii="Candara" w:hAnsi="Candara" w:cs="Segoe UI"/>
-          <w:sz w:val="24"/>
-          <w:szCs w:val="24"/>
-        </w:rPr>
-        <w:t>: Translates each character in a string.</w:t>
-      </w:r>
-    </w:p>
-    <w:p>
-      <w:pPr>
-        <w:numPr>
-          <w:ilvl w:val="1"/>
-          <w:numId w:val="4"/>
-        </w:numPr>
-        <w:spacing w:after="0"/>
-        <w:rPr>
-          <w:rFonts w:ascii="Candara" w:hAnsi="Candara" w:cs="Segoe UI"/>
-          <w:color w:val="000000"/>
-          <w:sz w:val="24"/>
-          <w:szCs w:val="24"/>
-          <w:shd w:val="clear" w:color="auto" w:fill="FFFFFF"/>
-        </w:rPr>
-      </w:pPr>
-      <w:r>
-        <w:rPr>
-          <w:rFonts w:ascii="Candara" w:hAnsi="Candara" w:cs="Segoe UI"/>
-          <w:b/>
-          <w:bCs/>
-          <w:sz w:val="24"/>
-          <w:szCs w:val="24"/>
-        </w:rPr>
-        <w:t>LPAD(str, length, pad_str)</w:t>
-      </w:r>
-      <w:r>
-        <w:rPr>
-          <w:rFonts w:ascii="Candara" w:hAnsi="Candara" w:cs="Segoe UI"/>
-          <w:sz w:val="24"/>
-          <w:szCs w:val="24"/>
-        </w:rPr>
-        <w:t>: Left-pads a string with another string until it reaches a specified length.</w:t>
-      </w:r>
-    </w:p>
-    <w:p>
-      <w:pPr>
-        <w:numPr>
-          <w:ilvl w:val="1"/>
-          <w:numId w:val="4"/>
-        </w:numPr>
-        <w:spacing w:after="0"/>
-        <w:rPr>
-          <w:rFonts w:ascii="Candara" w:hAnsi="Candara" w:cs="Segoe UI"/>
-          <w:color w:val="000000"/>
-          <w:sz w:val="24"/>
-          <w:szCs w:val="24"/>
-          <w:shd w:val="clear" w:color="auto" w:fill="FFFFFF"/>
-        </w:rPr>
-      </w:pPr>
-      <w:r>
-        <w:rPr>
-          <w:rFonts w:ascii="Candara" w:hAnsi="Candara" w:cs="Segoe UI"/>
-          <w:b/>
-          <w:bCs/>
-          <w:sz w:val="24"/>
-          <w:szCs w:val="24"/>
-        </w:rPr>
-        <w:t>RPAD(str, length, pad_str)</w:t>
-      </w:r>
-      <w:r>
-        <w:rPr>
-          <w:rFonts w:ascii="Candara" w:hAnsi="Candara" w:cs="Segoe UI"/>
-          <w:sz w:val="24"/>
-          <w:szCs w:val="24"/>
-        </w:rPr>
-        <w:t>: Right-pads a string with another string until it reaches a specified length.</w:t>
-      </w:r>
-    </w:p>
-    <w:p>
-      <w:pPr>
-        <w:spacing w:after="0"/>
-        <w:rPr>
-          <w:rFonts w:ascii="Candara" w:hAnsi="Candara" w:cs="Segoe UI"/>
-          <w:color w:val="000000"/>
-          <w:sz w:val="24"/>
-          <w:szCs w:val="24"/>
-          <w:shd w:val="clear" w:color="auto" w:fill="FFFFFF"/>
-        </w:rPr>
-      </w:pPr>
-      <w:r>
-        <w:rPr>
-          <w:rFonts w:ascii="Candara" w:hAnsi="Candara" w:cs="Segoe UI"/>
-          <w:b/>
-          <w:bCs/>
-          <w:color w:val="000000"/>
-          <w:sz w:val="24"/>
-          <w:szCs w:val="24"/>
-          <w:shd w:val="clear" w:color="auto" w:fill="FFFFFF"/>
-        </w:rPr>
-        <w:t>Mathematical Functions:</w:t>
-      </w:r>
-    </w:p>
-    <w:p>
-      <w:pPr>
-        <w:spacing w:after="0"/>
-        <w:ind w:firstLine="360"/>
-        <w:rPr>
-          <w:rFonts w:ascii="Candara" w:hAnsi="Candara" w:cs="Segoe UI"/>
-          <w:color w:val="000000"/>
-          <w:sz w:val="24"/>
-          <w:szCs w:val="24"/>
-          <w:shd w:val="clear" w:color="auto" w:fill="FFFFFF"/>
-        </w:rPr>
-      </w:pPr>
-      <w:r>
-        <w:rPr>
-          <w:rFonts w:ascii="Candara" w:hAnsi="Candara" w:cs="Segoe UI"/>
-          <w:color w:val="000000"/>
-          <w:sz w:val="24"/>
-          <w:szCs w:val="24"/>
-          <w:shd w:val="clear" w:color="auto" w:fill="FFFFFF"/>
-        </w:rPr>
-        <w:t>Mathematical functions perform mathematical calculations. Examples include:</w:t>
-      </w:r>
-    </w:p>
-    <w:p>
-      <w:pPr>
-        <w:numPr>
-          <w:ilvl w:val="1"/>
-          <w:numId w:val="4"/>
-        </w:numPr>
-        <w:spacing w:after="0"/>
-        <w:rPr>
-          <w:rFonts w:ascii="Candara" w:hAnsi="Candara" w:cs="Segoe UI"/>
-          <w:color w:val="000000"/>
-          <w:sz w:val="24"/>
-          <w:szCs w:val="24"/>
-          <w:shd w:val="clear" w:color="auto" w:fill="FFFFFF"/>
-        </w:rPr>
-      </w:pPr>
-      <w:r>
-        <w:rPr>
-          <w:rFonts w:ascii="Candara" w:hAnsi="Candara" w:cs="Segoe UI"/>
-          <w:b/>
-          <w:bCs/>
-          <w:color w:val="000000"/>
-          <w:sz w:val="24"/>
-          <w:szCs w:val="24"/>
-          <w:shd w:val="clear" w:color="auto" w:fill="FFFFFF"/>
-        </w:rPr>
-        <w:t>ABS()</w:t>
-      </w:r>
-      <w:r>
-        <w:rPr>
-          <w:rFonts w:ascii="Candara" w:hAnsi="Candara" w:cs="Segoe UI"/>
-          <w:color w:val="000000"/>
-          <w:sz w:val="24"/>
-          <w:szCs w:val="24"/>
-          <w:shd w:val="clear" w:color="auto" w:fill="FFFFFF"/>
-        </w:rPr>
-        <w:t>: Returns the absolute value of a number.</w:t>
-      </w:r>
-    </w:p>
-    <w:p>
-      <w:pPr>
-        <w:numPr>
-          <w:ilvl w:val="1"/>
-          <w:numId w:val="4"/>
-        </w:numPr>
-        <w:spacing w:after="0"/>
-        <w:rPr>
-          <w:rFonts w:ascii="Candara" w:hAnsi="Candara" w:cs="Segoe UI"/>
-          <w:color w:val="000000"/>
-          <w:sz w:val="24"/>
-          <w:szCs w:val="24"/>
-          <w:shd w:val="clear" w:color="auto" w:fill="FFFFFF"/>
-        </w:rPr>
-      </w:pPr>
-      <w:r>
-        <w:rPr>
-          <w:rFonts w:ascii="Candara" w:hAnsi="Candara" w:cs="Segoe UI"/>
-          <w:b/>
-          <w:bCs/>
-          <w:color w:val="000000"/>
-          <w:sz w:val="24"/>
-          <w:szCs w:val="24"/>
-          <w:shd w:val="clear" w:color="auto" w:fill="FFFFFF"/>
-        </w:rPr>
-        <w:t>SQRT()</w:t>
-      </w:r>
-      <w:r>
-        <w:rPr>
-          <w:rFonts w:ascii="Candara" w:hAnsi="Candara" w:cs="Segoe UI"/>
-          <w:color w:val="000000"/>
-          <w:sz w:val="24"/>
-          <w:szCs w:val="24"/>
-          <w:shd w:val="clear" w:color="auto" w:fill="FFFFFF"/>
-        </w:rPr>
-        <w:t>: Calculates the square root of a number.</w:t>
-      </w:r>
-    </w:p>
-    <w:p>
-      <w:pPr>
-        <w:numPr>
-          <w:ilvl w:val="1"/>
-          <w:numId w:val="4"/>
-        </w:numPr>
-        <w:spacing w:after="0"/>
-        <w:rPr>
-          <w:rFonts w:ascii="Candara" w:hAnsi="Candara" w:cs="Segoe UI"/>
-          <w:color w:val="000000"/>
-          <w:sz w:val="24"/>
-          <w:szCs w:val="24"/>
-          <w:shd w:val="clear" w:color="auto" w:fill="FFFFFF"/>
-        </w:rPr>
-      </w:pPr>
-      <w:r>
-        <w:rPr>
-          <w:rFonts w:ascii="Candara" w:hAnsi="Candara" w:cs="Segoe UI"/>
-          <w:b/>
-          <w:bCs/>
-          <w:color w:val="000000"/>
-          <w:sz w:val="24"/>
-          <w:szCs w:val="24"/>
-          <w:shd w:val="clear" w:color="auto" w:fill="FFFFFF"/>
-        </w:rPr>
-        <w:t>POWER()</w:t>
-      </w:r>
-      <w:r>
-        <w:rPr>
-          <w:rFonts w:ascii="Candara" w:hAnsi="Candara" w:cs="Segoe UI"/>
-          <w:color w:val="000000"/>
-          <w:sz w:val="24"/>
-          <w:szCs w:val="24"/>
-          <w:shd w:val="clear" w:color="auto" w:fill="FFFFFF"/>
-        </w:rPr>
-        <w:t>: Raises a number to a specified power.</w:t>
-      </w:r>
-    </w:p>
-    <w:p>
-      <w:pPr>
-        <w:spacing w:after="0"/>
-        <w:rPr>
-          <w:rFonts w:ascii="Candara" w:hAnsi="Candara" w:cs="Segoe UI"/>
-          <w:color w:val="000000"/>
-          <w:sz w:val="24"/>
-          <w:szCs w:val="24"/>
-          <w:shd w:val="clear" w:color="auto" w:fill="FFFFFF"/>
-        </w:rPr>
-      </w:pPr>
-      <w:r>
-        <w:rPr>
-          <w:rFonts w:ascii="Candara" w:hAnsi="Candara" w:cs="Segoe UI"/>
-          <w:b/>
-          <w:bCs/>
-          <w:color w:val="000000"/>
-          <w:sz w:val="24"/>
-          <w:szCs w:val="24"/>
-          <w:shd w:val="clear" w:color="auto" w:fill="FFFFFF"/>
-        </w:rPr>
-        <w:t>Conditional Functions:</w:t>
-      </w:r>
-    </w:p>
-    <w:p>
-      <w:pPr>
-        <w:spacing w:after="0"/>
-        <w:ind w:firstLine="720"/>
-        <w:rPr>
-          <w:rFonts w:ascii="Candara" w:hAnsi="Candara" w:cs="Segoe UI"/>
-          <w:color w:val="000000"/>
-          <w:sz w:val="24"/>
-          <w:szCs w:val="24"/>
-          <w:shd w:val="clear" w:color="auto" w:fill="FFFFFF"/>
-        </w:rPr>
-      </w:pPr>
-      <w:r>
-        <w:rPr>
-          <w:rFonts w:ascii="Candara" w:hAnsi="Candara" w:cs="Segoe UI"/>
-          <w:color w:val="000000"/>
-          <w:sz w:val="24"/>
-          <w:szCs w:val="24"/>
-          <w:shd w:val="clear" w:color="auto" w:fill="FFFFFF"/>
-        </w:rPr>
-        <w:t>Conditional functions perform conditional logic. Examples include:</w:t>
-      </w:r>
-    </w:p>
-    <w:p>
-      <w:pPr>
-        <w:numPr>
-          <w:ilvl w:val="1"/>
-          <w:numId w:val="4"/>
-        </w:numPr>
-        <w:spacing w:after="0"/>
-        <w:rPr>
-          <w:rFonts w:ascii="Candara" w:hAnsi="Candara" w:cs="Segoe UI"/>
-          <w:color w:val="000000"/>
-          <w:sz w:val="24"/>
-          <w:szCs w:val="24"/>
-          <w:shd w:val="clear" w:color="auto" w:fill="FFFFFF"/>
-        </w:rPr>
-      </w:pPr>
-      <w:r>
-        <w:rPr>
-          <w:rFonts w:ascii="Candara" w:hAnsi="Candara" w:cs="Segoe UI"/>
-          <w:b/>
-          <w:bCs/>
-          <w:color w:val="000000"/>
-          <w:sz w:val="24"/>
-          <w:szCs w:val="24"/>
-          <w:shd w:val="clear" w:color="auto" w:fill="FFFFFF"/>
-        </w:rPr>
-        <w:t>CASE</w:t>
-      </w:r>
-      <w:r>
-        <w:rPr>
-          <w:rFonts w:ascii="Candara" w:hAnsi="Candara" w:cs="Segoe UI"/>
-          <w:color w:val="000000"/>
-          <w:sz w:val="24"/>
-          <w:szCs w:val="24"/>
-          <w:shd w:val="clear" w:color="auto" w:fill="FFFFFF"/>
-        </w:rPr>
-        <w:t>: Evaluates a set of conditions and returns a result based on the first true condition.</w:t>
-      </w:r>
-    </w:p>
-    <w:p>
-      <w:pPr>
-        <w:spacing w:after="0"/>
-        <w:rPr>
-          <w:rFonts w:ascii="Candara" w:hAnsi="Candara" w:cs="Segoe UI"/>
-          <w:color w:val="000000"/>
-          <w:sz w:val="24"/>
-          <w:szCs w:val="24"/>
-          <w:shd w:val="clear" w:color="auto" w:fill="FFFFFF"/>
-        </w:rPr>
-      </w:pPr>
-      <w:r>
-        <w:rPr>
-          <w:rFonts w:ascii="Candara" w:hAnsi="Candara" w:cs="Segoe UI"/>
-          <w:color w:val="000000"/>
-          <w:sz w:val="24"/>
-          <w:szCs w:val="24"/>
-          <w:shd w:val="clear" w:color="auto" w:fill="FFFFFF"/>
-        </w:rPr>
-        <w:t>These are just some examples of functions available in SQL. Different database management systems (DBMS) may have additional functions or variations of the functions listed above. It's essential to consult the documentation specific to your DBMS for a comprehensive list of available functions and their usage.</w:t>
-      </w:r>
-    </w:p>
-    <w:p>
-      <w:pPr>
-        <w:spacing w:after="0"/>
-        <w:rPr>
           <w:rStyle w:val="sqlkeywordcolor"/>
           <w:rFonts w:ascii="Candara" w:hAnsi="Candara" w:cs="Segoe UI"/>
           <w:color w:val="0000CD"/>
@@ -13957,6 +11520,8 @@
           <w:shd w:val="clear" w:color="auto" w:fill="FFFFFF"/>
         </w:rPr>
       </w:pPr>
+      <w:bookmarkStart w:id="0" w:name="_GoBack"/>
+      <w:bookmarkEnd w:id="0"/>
     </w:p>
     <w:p>
       <w:pPr>
@@ -14395,6 +11960,7 @@
           <w:szCs w:val="24"/>
           <w:shd w:val="clear" w:color="auto" w:fill="FFFFFF"/>
         </w:rPr>
+        <w:lastRenderedPageBreak/>
         <w:t>    FirstName varchar(</w:t>
       </w:r>
       <w:r>
@@ -14627,7 +12193,6 @@
           <w:szCs w:val="24"/>
           <w:shd w:val="clear" w:color="auto" w:fill="FFFFFF"/>
         </w:rPr>
-        <w:lastRenderedPageBreak/>
         <w:t xml:space="preserve">    name VARCHAR(100),                    </w:t>
       </w:r>
       <w:r>
